--- a/MT/Practica 2/Práctica 2.docx
+++ b/MT/Practica 2/Práctica 2.docx
@@ -1,6 +1,6 @@
 
 <file path=word/document.xml><?xml version="1.0" encoding="utf-8"?>
-<w:document xmlns:wpc="http://schemas.microsoft.com/office/word/2010/wordprocessingCanvas" xmlns:cx="http://schemas.microsoft.com/office/drawing/2014/chartex" xmlns:cx1="http://schemas.microsoft.com/office/drawing/2015/9/8/chartex" xmlns:cx2="http://schemas.microsoft.com/office/drawing/2015/10/21/chartex" xmlns:cx3="http://schemas.microsoft.com/office/drawing/2016/5/9/chartex" xmlns:cx4="http://schemas.microsoft.com/office/drawing/2016/5/10/chartex" xmlns:cx5="http://schemas.microsoft.com/office/drawing/2016/5/11/chartex" xmlns:cx6="http://schemas.microsoft.com/office/drawing/2016/5/12/chartex" xmlns:cx7="http://schemas.microsoft.com/office/drawing/2016/5/13/chartex" xmlns:cx8="http://schemas.microsoft.com/office/drawing/2016/5/14/chartex" xmlns:mc="http://schemas.openxmlformats.org/markup-compatibility/2006" xmlns:aink="http://schemas.microsoft.com/office/drawing/2016/ink" xmlns:am3d="http://schemas.microsoft.com/office/drawing/2017/model3d" xmlns:o="urn:schemas-microsoft-com:office:office" xmlns:oel="http://schemas.microsoft.com/office/2019/extlst" xmlns:r="http://schemas.openxmlformats.org/officeDocument/2006/relationships" xmlns:m="http://schemas.openxmlformats.org/officeDocument/2006/math" xmlns:v="urn:schemas-microsoft-com:vml" xmlns:wp14="http://schemas.microsoft.com/office/word/2010/wordprocessingDrawing" xmlns:wp="http://schemas.openxmlformats.org/drawingml/2006/wordprocessingDrawing" xmlns:w10="urn:schemas-microsoft-com:office:word" xmlns:w="http://schemas.openxmlformats.org/wordprocessingml/2006/main" xmlns:w14="http://schemas.microsoft.com/office/word/2010/wordml" xmlns:w15="http://schemas.microsoft.com/office/word/2012/wordml" xmlns:w16cex="http://schemas.microsoft.com/office/word/2018/wordml/cex" xmlns:w16cid="http://schemas.microsoft.com/office/word/2016/wordml/cid" xmlns:w16="http://schemas.microsoft.com/office/word/2018/wordml" xmlns:w16du="http://schemas.microsoft.com/office/word/2023/wordml/word16du" xmlns:w16sdtdh="http://schemas.microsoft.com/office/word/2020/wordml/sdtdatahash" xmlns:w16sdtfl="http://schemas.microsoft.com/office/word/2024/wordml/sdtformatlock" xmlns:w16se="http://schemas.microsoft.com/office/word/2015/wordml/symex" xmlns:wpg="http://schemas.microsoft.com/office/word/2010/wordprocessingGroup" xmlns:wpi="http://schemas.microsoft.com/office/word/2010/wordprocessingInk" xmlns:wne="http://schemas.microsoft.com/office/word/2006/wordml" xmlns:wps="http://schemas.microsoft.com/office/word/2010/wordprocessingShape" mc:Ignorable="w14 w15 w16se w16cid w16 w16cex w16sdtdh w16sdtfl w16du wp14">
+<w:document xmlns:wpc="http://schemas.microsoft.com/office/word/2010/wordprocessingCanvas" xmlns:cx="http://schemas.microsoft.com/office/drawing/2014/chartex" xmlns:cx1="http://schemas.microsoft.com/office/drawing/2015/9/8/chartex" xmlns:cx2="http://schemas.microsoft.com/office/drawing/2015/10/21/chartex" xmlns:cx3="http://schemas.microsoft.com/office/drawing/2016/5/9/chartex" xmlns:cx4="http://schemas.microsoft.com/office/drawing/2016/5/10/chartex" xmlns:cx5="http://schemas.microsoft.com/office/drawing/2016/5/11/chartex" xmlns:cx6="http://schemas.microsoft.com/office/drawing/2016/5/12/chartex" xmlns:cx7="http://schemas.microsoft.com/office/drawing/2016/5/13/chartex" xmlns:cx8="http://schemas.microsoft.com/office/drawing/2016/5/14/chartex" xmlns:mc="http://schemas.openxmlformats.org/markup-compatibility/2006" xmlns:aink="http://schemas.microsoft.com/office/drawing/2016/ink" xmlns:am3d="http://schemas.microsoft.com/office/drawing/2017/model3d" xmlns:o="urn:schemas-microsoft-com:office:office" xmlns:oel="http://schemas.microsoft.com/office/2019/extlst" xmlns:r="http://schemas.openxmlformats.org/officeDocument/2006/relationships" xmlns:m="http://schemas.openxmlformats.org/officeDocument/2006/math" xmlns:v="urn:schemas-microsoft-com:vml" xmlns:wp14="http://schemas.microsoft.com/office/word/2010/wordprocessingDrawing" xmlns:wp="http://schemas.openxmlformats.org/drawingml/2006/wordprocessingDrawing" xmlns:w10="urn:schemas-microsoft-com:office:word" xmlns:w="http://schemas.openxmlformats.org/wordprocessingml/2006/main" xmlns:w14="http://schemas.microsoft.com/office/word/2010/wordml" xmlns:w15="http://schemas.microsoft.com/office/word/2012/wordml" xmlns:w16cei="http://schemas.microsoft.com/office/word/2026/wordml/cei" xmlns:w16cex="http://schemas.microsoft.com/office/word/2018/wordml/cex" xmlns:w16cid="http://schemas.microsoft.com/office/word/2016/wordml/cid" xmlns:w16="http://schemas.microsoft.com/office/word/2018/wordml" xmlns:w16du="http://schemas.microsoft.com/office/word/2023/wordml/word16du" xmlns:w16sdtdh="http://schemas.microsoft.com/office/word/2020/wordml/sdtdatahash" xmlns:w16sdtfl="http://schemas.microsoft.com/office/word/2024/wordml/sdtformatlock" xmlns:w16se="http://schemas.microsoft.com/office/word/2015/wordml/symex" xmlns:wpg="http://schemas.microsoft.com/office/word/2010/wordprocessingGroup" xmlns:wpi="http://schemas.microsoft.com/office/word/2010/wordprocessingInk" xmlns:wne="http://schemas.microsoft.com/office/word/2006/wordml" xmlns:wps="http://schemas.microsoft.com/office/word/2010/wordprocessingShape" mc:Ignorable="w14 w15 w16se w16cid w16 w16cex w16sdtdh w16sdtfl w16du wp14">
   <w:body>
     <w:p>
       <w:pPr>
@@ -472,6 +472,11 @@
       </w:pPr>
       <w:r>
         <w:t>Desviación típica: 1293.97</w:t>
+      </w:r>
+    </w:p>
+    <w:p>
+      <w:r>
+        <w:t>[descripción del gold standard. Diccionario con los documentos como clave y clase como valor]</w:t>
       </w:r>
     </w:p>
     <w:p>
@@ -619,7 +624,7 @@
         <w:t>Se eliminan los números que haya en el texto usando la expresión regular: “</w:t>
       </w:r>
       <w:r>
-        <w:t>[0-9]+</w:t>
+        <w:t>\d+(?:[\.,]\d+){0,1}</w:t>
       </w:r>
       <w:r>
         <w:t>”.</w:t>
@@ -640,6 +645,7 @@
         <w:t xml:space="preserve">otros símbolos como &gt;. </w:t>
       </w:r>
       <w:r>
+        <w:lastRenderedPageBreak/>
         <w:t xml:space="preserve">Para ello se utilizará la expresión regular </w:t>
       </w:r>
       <w:r>
@@ -676,7 +682,6 @@
         </w:numPr>
       </w:pPr>
       <w:r>
-        <w:lastRenderedPageBreak/>
         <w:t>Por último, de pondrán todas las letras en minúsculas, para conseguir una estandarización sobre todos los textos.</w:t>
       </w:r>
     </w:p>
@@ -763,13 +768,6 @@
     </w:p>
     <w:sdt>
       <w:sdtPr>
-        <w:id w:val="1571161452"/>
-        <w:docPartObj>
-          <w:docPartGallery w:val="Bibliographies"/>
-          <w:docPartUnique/>
-        </w:docPartObj>
-      </w:sdtPr>
-      <w:sdtEndPr>
         <w:rPr>
           <w:rFonts w:asciiTheme="minorHAnsi" w:eastAsiaTheme="minorEastAsia" w:hAnsiTheme="minorHAnsi" w:cstheme="minorBidi"/>
           <w:b w:val="0"/>
@@ -777,7 +775,12 @@
           <w:sz w:val="24"/>
           <w:szCs w:val="24"/>
         </w:rPr>
-      </w:sdtEndPr>
+        <w:id w:val="1571161452"/>
+        <w:docPartObj>
+          <w:docPartGallery w:val="Bibliographies"/>
+          <w:docPartUnique/>
+        </w:docPartObj>
+      </w:sdtPr>
       <w:sdtContent>
         <w:p>
           <w:pPr>
@@ -917,7 +920,7 @@
 </file>
 
 <file path=word/endnotes.xml><?xml version="1.0" encoding="utf-8"?>
-<w:endnotes xmlns:wpc="http://schemas.microsoft.com/office/word/2010/wordprocessingCanvas" xmlns:cx="http://schemas.microsoft.com/office/drawing/2014/chartex" xmlns:cx1="http://schemas.microsoft.com/office/drawing/2015/9/8/chartex" xmlns:cx2="http://schemas.microsoft.com/office/drawing/2015/10/21/chartex" xmlns:cx3="http://schemas.microsoft.com/office/drawing/2016/5/9/chartex" xmlns:cx4="http://schemas.microsoft.com/office/drawing/2016/5/10/chartex" xmlns:cx5="http://schemas.microsoft.com/office/drawing/2016/5/11/chartex" xmlns:cx6="http://schemas.microsoft.com/office/drawing/2016/5/12/chartex" xmlns:cx7="http://schemas.microsoft.com/office/drawing/2016/5/13/chartex" xmlns:cx8="http://schemas.microsoft.com/office/drawing/2016/5/14/chartex" xmlns:mc="http://schemas.openxmlformats.org/markup-compatibility/2006" xmlns:aink="http://schemas.microsoft.com/office/drawing/2016/ink" xmlns:am3d="http://schemas.microsoft.com/office/drawing/2017/model3d" xmlns:o="urn:schemas-microsoft-com:office:office" xmlns:oel="http://schemas.microsoft.com/office/2019/extlst" xmlns:r="http://schemas.openxmlformats.org/officeDocument/2006/relationships" xmlns:m="http://schemas.openxmlformats.org/officeDocument/2006/math" xmlns:v="urn:schemas-microsoft-com:vml" xmlns:wp14="http://schemas.microsoft.com/office/word/2010/wordprocessingDrawing" xmlns:wp="http://schemas.openxmlformats.org/drawingml/2006/wordprocessingDrawing" xmlns:w10="urn:schemas-microsoft-com:office:word" xmlns:w="http://schemas.openxmlformats.org/wordprocessingml/2006/main" xmlns:w14="http://schemas.microsoft.com/office/word/2010/wordml" xmlns:w15="http://schemas.microsoft.com/office/word/2012/wordml" xmlns:w16cex="http://schemas.microsoft.com/office/word/2018/wordml/cex" xmlns:w16cid="http://schemas.microsoft.com/office/word/2016/wordml/cid" xmlns:w16="http://schemas.microsoft.com/office/word/2018/wordml" xmlns:w16du="http://schemas.microsoft.com/office/word/2023/wordml/word16du" xmlns:w16sdtdh="http://schemas.microsoft.com/office/word/2020/wordml/sdtdatahash" xmlns:w16sdtfl="http://schemas.microsoft.com/office/word/2024/wordml/sdtformatlock" xmlns:w16se="http://schemas.microsoft.com/office/word/2015/wordml/symex" xmlns:wpg="http://schemas.microsoft.com/office/word/2010/wordprocessingGroup" xmlns:wpi="http://schemas.microsoft.com/office/word/2010/wordprocessingInk" xmlns:wne="http://schemas.microsoft.com/office/word/2006/wordml" xmlns:wps="http://schemas.microsoft.com/office/word/2010/wordprocessingShape" mc:Ignorable="w14 w15 w16se w16cid w16 w16cex w16sdtdh w16sdtfl w16du wp14">
+<w:endnotes xmlns:wpc="http://schemas.microsoft.com/office/word/2010/wordprocessingCanvas" xmlns:cx="http://schemas.microsoft.com/office/drawing/2014/chartex" xmlns:cx1="http://schemas.microsoft.com/office/drawing/2015/9/8/chartex" xmlns:cx2="http://schemas.microsoft.com/office/drawing/2015/10/21/chartex" xmlns:cx3="http://schemas.microsoft.com/office/drawing/2016/5/9/chartex" xmlns:cx4="http://schemas.microsoft.com/office/drawing/2016/5/10/chartex" xmlns:cx5="http://schemas.microsoft.com/office/drawing/2016/5/11/chartex" xmlns:cx6="http://schemas.microsoft.com/office/drawing/2016/5/12/chartex" xmlns:cx7="http://schemas.microsoft.com/office/drawing/2016/5/13/chartex" xmlns:cx8="http://schemas.microsoft.com/office/drawing/2016/5/14/chartex" xmlns:mc="http://schemas.openxmlformats.org/markup-compatibility/2006" xmlns:aink="http://schemas.microsoft.com/office/drawing/2016/ink" xmlns:am3d="http://schemas.microsoft.com/office/drawing/2017/model3d" xmlns:o="urn:schemas-microsoft-com:office:office" xmlns:oel="http://schemas.microsoft.com/office/2019/extlst" xmlns:r="http://schemas.openxmlformats.org/officeDocument/2006/relationships" xmlns:m="http://schemas.openxmlformats.org/officeDocument/2006/math" xmlns:v="urn:schemas-microsoft-com:vml" xmlns:wp14="http://schemas.microsoft.com/office/word/2010/wordprocessingDrawing" xmlns:wp="http://schemas.openxmlformats.org/drawingml/2006/wordprocessingDrawing" xmlns:w10="urn:schemas-microsoft-com:office:word" xmlns:w="http://schemas.openxmlformats.org/wordprocessingml/2006/main" xmlns:w14="http://schemas.microsoft.com/office/word/2010/wordml" xmlns:w15="http://schemas.microsoft.com/office/word/2012/wordml" xmlns:w16cei="http://schemas.microsoft.com/office/word/2026/wordml/cei" xmlns:w16cex="http://schemas.microsoft.com/office/word/2018/wordml/cex" xmlns:w16cid="http://schemas.microsoft.com/office/word/2016/wordml/cid" xmlns:w16="http://schemas.microsoft.com/office/word/2018/wordml" xmlns:w16du="http://schemas.microsoft.com/office/word/2023/wordml/word16du" xmlns:w16sdtdh="http://schemas.microsoft.com/office/word/2020/wordml/sdtdatahash" xmlns:w16sdtfl="http://schemas.microsoft.com/office/word/2024/wordml/sdtformatlock" xmlns:w16se="http://schemas.microsoft.com/office/word/2015/wordml/symex" xmlns:wpg="http://schemas.microsoft.com/office/word/2010/wordprocessingGroup" xmlns:wpi="http://schemas.microsoft.com/office/word/2010/wordprocessingInk" xmlns:wne="http://schemas.microsoft.com/office/word/2006/wordml" xmlns:wps="http://schemas.microsoft.com/office/word/2010/wordprocessingShape" mc:Ignorable="w14 w15 w16se w16cid w16 w16cex w16sdtdh w16sdtfl w16du wp14">
   <w:endnote w:type="separator" w:id="-1">
     <w:p>
       <w:r>
@@ -936,7 +939,7 @@
 </file>
 
 <file path=word/footnotes.xml><?xml version="1.0" encoding="utf-8"?>
-<w:footnotes xmlns:wpc="http://schemas.microsoft.com/office/word/2010/wordprocessingCanvas" xmlns:cx="http://schemas.microsoft.com/office/drawing/2014/chartex" xmlns:cx1="http://schemas.microsoft.com/office/drawing/2015/9/8/chartex" xmlns:cx2="http://schemas.microsoft.com/office/drawing/2015/10/21/chartex" xmlns:cx3="http://schemas.microsoft.com/office/drawing/2016/5/9/chartex" xmlns:cx4="http://schemas.microsoft.com/office/drawing/2016/5/10/chartex" xmlns:cx5="http://schemas.microsoft.com/office/drawing/2016/5/11/chartex" xmlns:cx6="http://schemas.microsoft.com/office/drawing/2016/5/12/chartex" xmlns:cx7="http://schemas.microsoft.com/office/drawing/2016/5/13/chartex" xmlns:cx8="http://schemas.microsoft.com/office/drawing/2016/5/14/chartex" xmlns:mc="http://schemas.openxmlformats.org/markup-compatibility/2006" xmlns:aink="http://schemas.microsoft.com/office/drawing/2016/ink" xmlns:am3d="http://schemas.microsoft.com/office/drawing/2017/model3d" xmlns:o="urn:schemas-microsoft-com:office:office" xmlns:oel="http://schemas.microsoft.com/office/2019/extlst" xmlns:r="http://schemas.openxmlformats.org/officeDocument/2006/relationships" xmlns:m="http://schemas.openxmlformats.org/officeDocument/2006/math" xmlns:v="urn:schemas-microsoft-com:vml" xmlns:wp14="http://schemas.microsoft.com/office/word/2010/wordprocessingDrawing" xmlns:wp="http://schemas.openxmlformats.org/drawingml/2006/wordprocessingDrawing" xmlns:w10="urn:schemas-microsoft-com:office:word" xmlns:w="http://schemas.openxmlformats.org/wordprocessingml/2006/main" xmlns:w14="http://schemas.microsoft.com/office/word/2010/wordml" xmlns:w15="http://schemas.microsoft.com/office/word/2012/wordml" xmlns:w16cex="http://schemas.microsoft.com/office/word/2018/wordml/cex" xmlns:w16cid="http://schemas.microsoft.com/office/word/2016/wordml/cid" xmlns:w16="http://schemas.microsoft.com/office/word/2018/wordml" xmlns:w16du="http://schemas.microsoft.com/office/word/2023/wordml/word16du" xmlns:w16sdtdh="http://schemas.microsoft.com/office/word/2020/wordml/sdtdatahash" xmlns:w16sdtfl="http://schemas.microsoft.com/office/word/2024/wordml/sdtformatlock" xmlns:w16se="http://schemas.microsoft.com/office/word/2015/wordml/symex" xmlns:wpg="http://schemas.microsoft.com/office/word/2010/wordprocessingGroup" xmlns:wpi="http://schemas.microsoft.com/office/word/2010/wordprocessingInk" xmlns:wne="http://schemas.microsoft.com/office/word/2006/wordml" xmlns:wps="http://schemas.microsoft.com/office/word/2010/wordprocessingShape" mc:Ignorable="w14 w15 w16se w16cid w16 w16cex w16sdtdh w16sdtfl w16du wp14">
+<w:footnotes xmlns:wpc="http://schemas.microsoft.com/office/word/2010/wordprocessingCanvas" xmlns:cx="http://schemas.microsoft.com/office/drawing/2014/chartex" xmlns:cx1="http://schemas.microsoft.com/office/drawing/2015/9/8/chartex" xmlns:cx2="http://schemas.microsoft.com/office/drawing/2015/10/21/chartex" xmlns:cx3="http://schemas.microsoft.com/office/drawing/2016/5/9/chartex" xmlns:cx4="http://schemas.microsoft.com/office/drawing/2016/5/10/chartex" xmlns:cx5="http://schemas.microsoft.com/office/drawing/2016/5/11/chartex" xmlns:cx6="http://schemas.microsoft.com/office/drawing/2016/5/12/chartex" xmlns:cx7="http://schemas.microsoft.com/office/drawing/2016/5/13/chartex" xmlns:cx8="http://schemas.microsoft.com/office/drawing/2016/5/14/chartex" xmlns:mc="http://schemas.openxmlformats.org/markup-compatibility/2006" xmlns:aink="http://schemas.microsoft.com/office/drawing/2016/ink" xmlns:am3d="http://schemas.microsoft.com/office/drawing/2017/model3d" xmlns:o="urn:schemas-microsoft-com:office:office" xmlns:oel="http://schemas.microsoft.com/office/2019/extlst" xmlns:r="http://schemas.openxmlformats.org/officeDocument/2006/relationships" xmlns:m="http://schemas.openxmlformats.org/officeDocument/2006/math" xmlns:v="urn:schemas-microsoft-com:vml" xmlns:wp14="http://schemas.microsoft.com/office/word/2010/wordprocessingDrawing" xmlns:wp="http://schemas.openxmlformats.org/drawingml/2006/wordprocessingDrawing" xmlns:w10="urn:schemas-microsoft-com:office:word" xmlns:w="http://schemas.openxmlformats.org/wordprocessingml/2006/main" xmlns:w14="http://schemas.microsoft.com/office/word/2010/wordml" xmlns:w15="http://schemas.microsoft.com/office/word/2012/wordml" xmlns:w16cei="http://schemas.microsoft.com/office/word/2026/wordml/cei" xmlns:w16cex="http://schemas.microsoft.com/office/word/2018/wordml/cex" xmlns:w16cid="http://schemas.microsoft.com/office/word/2016/wordml/cid" xmlns:w16="http://schemas.microsoft.com/office/word/2018/wordml" xmlns:w16du="http://schemas.microsoft.com/office/word/2023/wordml/word16du" xmlns:w16sdtdh="http://schemas.microsoft.com/office/word/2020/wordml/sdtdatahash" xmlns:w16sdtfl="http://schemas.microsoft.com/office/word/2024/wordml/sdtformatlock" xmlns:w16se="http://schemas.microsoft.com/office/word/2015/wordml/symex" xmlns:wpg="http://schemas.microsoft.com/office/word/2010/wordprocessingGroup" xmlns:wpi="http://schemas.microsoft.com/office/word/2010/wordprocessingInk" xmlns:wne="http://schemas.microsoft.com/office/word/2006/wordml" xmlns:wps="http://schemas.microsoft.com/office/word/2010/wordprocessingShape" mc:Ignorable="w14 w15 w16se w16cid w16 w16cex w16sdtdh w16sdtfl w16du wp14">
   <w:footnote w:type="separator" w:id="-1">
     <w:p>
       <w:r>
@@ -955,7 +958,7 @@
 </file>
 
 <file path=word/numbering.xml><?xml version="1.0" encoding="utf-8"?>
-<w:numbering xmlns:wpc="http://schemas.microsoft.com/office/word/2010/wordprocessingCanvas" xmlns:cx="http://schemas.microsoft.com/office/drawing/2014/chartex" xmlns:cx1="http://schemas.microsoft.com/office/drawing/2015/9/8/chartex" xmlns:cx2="http://schemas.microsoft.com/office/drawing/2015/10/21/chartex" xmlns:cx3="http://schemas.microsoft.com/office/drawing/2016/5/9/chartex" xmlns:cx4="http://schemas.microsoft.com/office/drawing/2016/5/10/chartex" xmlns:cx5="http://schemas.microsoft.com/office/drawing/2016/5/11/chartex" xmlns:cx6="http://schemas.microsoft.com/office/drawing/2016/5/12/chartex" xmlns:cx7="http://schemas.microsoft.com/office/drawing/2016/5/13/chartex" xmlns:cx8="http://schemas.microsoft.com/office/drawing/2016/5/14/chartex" xmlns:mc="http://schemas.openxmlformats.org/markup-compatibility/2006" xmlns:aink="http://schemas.microsoft.com/office/drawing/2016/ink" xmlns:am3d="http://schemas.microsoft.com/office/drawing/2017/model3d" xmlns:o="urn:schemas-microsoft-com:office:office" xmlns:oel="http://schemas.microsoft.com/office/2019/extlst" xmlns:r="http://schemas.openxmlformats.org/officeDocument/2006/relationships" xmlns:m="http://schemas.openxmlformats.org/officeDocument/2006/math" xmlns:v="urn:schemas-microsoft-com:vml" xmlns:wp14="http://schemas.microsoft.com/office/word/2010/wordprocessingDrawing" xmlns:wp="http://schemas.openxmlformats.org/drawingml/2006/wordprocessingDrawing" xmlns:w10="urn:schemas-microsoft-com:office:word" xmlns:w="http://schemas.openxmlformats.org/wordprocessingml/2006/main" xmlns:w14="http://schemas.microsoft.com/office/word/2010/wordml" xmlns:w15="http://schemas.microsoft.com/office/word/2012/wordml" xmlns:w16cex="http://schemas.microsoft.com/office/word/2018/wordml/cex" xmlns:w16cid="http://schemas.microsoft.com/office/word/2016/wordml/cid" xmlns:w16="http://schemas.microsoft.com/office/word/2018/wordml" xmlns:w16du="http://schemas.microsoft.com/office/word/2023/wordml/word16du" xmlns:w16sdtdh="http://schemas.microsoft.com/office/word/2020/wordml/sdtdatahash" xmlns:w16sdtfl="http://schemas.microsoft.com/office/word/2024/wordml/sdtformatlock" xmlns:w16se="http://schemas.microsoft.com/office/word/2015/wordml/symex" xmlns:wpg="http://schemas.microsoft.com/office/word/2010/wordprocessingGroup" xmlns:wpi="http://schemas.microsoft.com/office/word/2010/wordprocessingInk" xmlns:wne="http://schemas.microsoft.com/office/word/2006/wordml" xmlns:wps="http://schemas.microsoft.com/office/word/2010/wordprocessingShape" mc:Ignorable="w14 w15 w16se w16cid w16 w16cex w16sdtdh w16sdtfl w16du wp14">
+<w:numbering xmlns:wpc="http://schemas.microsoft.com/office/word/2010/wordprocessingCanvas" xmlns:cx="http://schemas.microsoft.com/office/drawing/2014/chartex" xmlns:cx1="http://schemas.microsoft.com/office/drawing/2015/9/8/chartex" xmlns:cx2="http://schemas.microsoft.com/office/drawing/2015/10/21/chartex" xmlns:cx3="http://schemas.microsoft.com/office/drawing/2016/5/9/chartex" xmlns:cx4="http://schemas.microsoft.com/office/drawing/2016/5/10/chartex" xmlns:cx5="http://schemas.microsoft.com/office/drawing/2016/5/11/chartex" xmlns:cx6="http://schemas.microsoft.com/office/drawing/2016/5/12/chartex" xmlns:cx7="http://schemas.microsoft.com/office/drawing/2016/5/13/chartex" xmlns:cx8="http://schemas.microsoft.com/office/drawing/2016/5/14/chartex" xmlns:mc="http://schemas.openxmlformats.org/markup-compatibility/2006" xmlns:aink="http://schemas.microsoft.com/office/drawing/2016/ink" xmlns:am3d="http://schemas.microsoft.com/office/drawing/2017/model3d" xmlns:o="urn:schemas-microsoft-com:office:office" xmlns:oel="http://schemas.microsoft.com/office/2019/extlst" xmlns:r="http://schemas.openxmlformats.org/officeDocument/2006/relationships" xmlns:m="http://schemas.openxmlformats.org/officeDocument/2006/math" xmlns:v="urn:schemas-microsoft-com:vml" xmlns:wp14="http://schemas.microsoft.com/office/word/2010/wordprocessingDrawing" xmlns:wp="http://schemas.openxmlformats.org/drawingml/2006/wordprocessingDrawing" xmlns:w10="urn:schemas-microsoft-com:office:word" xmlns:w="http://schemas.openxmlformats.org/wordprocessingml/2006/main" xmlns:w14="http://schemas.microsoft.com/office/word/2010/wordml" xmlns:w15="http://schemas.microsoft.com/office/word/2012/wordml" xmlns:w16cei="http://schemas.microsoft.com/office/word/2026/wordml/cei" xmlns:w16cex="http://schemas.microsoft.com/office/word/2018/wordml/cex" xmlns:w16cid="http://schemas.microsoft.com/office/word/2016/wordml/cid" xmlns:w16="http://schemas.microsoft.com/office/word/2018/wordml" xmlns:w16du="http://schemas.microsoft.com/office/word/2023/wordml/word16du" xmlns:w16sdtdh="http://schemas.microsoft.com/office/word/2020/wordml/sdtdatahash" xmlns:w16sdtfl="http://schemas.microsoft.com/office/word/2024/wordml/sdtformatlock" xmlns:w16se="http://schemas.microsoft.com/office/word/2015/wordml/symex" xmlns:wpg="http://schemas.microsoft.com/office/word/2010/wordprocessingGroup" xmlns:wpi="http://schemas.microsoft.com/office/word/2010/wordprocessingInk" xmlns:wne="http://schemas.microsoft.com/office/word/2006/wordml" xmlns:wps="http://schemas.microsoft.com/office/word/2010/wordprocessingShape" mc:Ignorable="w14 w15 w16se w16cid w16 w16cex w16sdtdh w16sdtfl w16du wp14">
   <w:abstractNum w:abstractNumId="0" w15:restartNumberingAfterBreak="0">
     <w:nsid w:val="00211673"/>
     <w:multiLevelType w:val="multilevel"/>

--- a/MT/Practica 2/Práctica 2.docx
+++ b/MT/Practica 2/Práctica 2.docx
@@ -62,7 +62,20 @@
         </w:numPr>
       </w:pPr>
       <w:r>
-        <w:t>Clase comp.sys.ibm.pc.hardware:</w:t>
+        <w:t xml:space="preserve">Clase </w:t>
+      </w:r>
+      <w:proofErr w:type="spellStart"/>
+      <w:r>
+        <w:t>comp.sys.ibm.</w:t>
+      </w:r>
+      <w:proofErr w:type="gramStart"/>
+      <w:r>
+        <w:t>pc.hardware</w:t>
+      </w:r>
+      <w:proofErr w:type="spellEnd"/>
+      <w:proofErr w:type="gramEnd"/>
+      <w:r>
+        <w:t>:</w:t>
       </w:r>
     </w:p>
     <w:p>
@@ -74,7 +87,7 @@
         </w:numPr>
       </w:pPr>
       <w:r>
-        <w:t>Mínimo: 47</w:t>
+        <w:t>Mínimo: 48</w:t>
       </w:r>
     </w:p>
     <w:p>
@@ -86,7 +99,7 @@
         </w:numPr>
       </w:pPr>
       <w:r>
-        <w:t>Máximo: 4056</w:t>
+        <w:t>Máximo: 4159</w:t>
       </w:r>
     </w:p>
     <w:p>
@@ -98,7 +111,7 @@
         </w:numPr>
       </w:pPr>
       <w:r>
-        <w:t>Media: 240.77</w:t>
+        <w:t>Media: 248.7</w:t>
       </w:r>
     </w:p>
     <w:p>
@@ -110,7 +123,7 @@
         </w:numPr>
       </w:pPr>
       <w:r>
-        <w:t>Desviación típica: 363.74</w:t>
+        <w:t>Desviación típica: 373.05</w:t>
       </w:r>
     </w:p>
     <w:p>
@@ -122,7 +135,17 @@
         </w:numPr>
       </w:pPr>
       <w:r>
-        <w:t>Clase comp.sys.mac.hardware:</w:t>
+        <w:t xml:space="preserve">Clase </w:t>
+      </w:r>
+      <w:proofErr w:type="spellStart"/>
+      <w:proofErr w:type="gramStart"/>
+      <w:r>
+        <w:t>comp.sys.mac.hardware</w:t>
+      </w:r>
+      <w:proofErr w:type="spellEnd"/>
+      <w:proofErr w:type="gramEnd"/>
+      <w:r>
+        <w:t>:</w:t>
       </w:r>
     </w:p>
     <w:p>
@@ -134,7 +157,7 @@
         </w:numPr>
       </w:pPr>
       <w:r>
-        <w:t>Mínimo: 28</w:t>
+        <w:t>Mínimo: 29</w:t>
       </w:r>
     </w:p>
     <w:p>
@@ -146,7 +169,7 @@
         </w:numPr>
       </w:pPr>
       <w:r>
-        <w:t>Máximo: 689</w:t>
+        <w:t>Máximo: 723</w:t>
       </w:r>
     </w:p>
     <w:p>
@@ -158,7 +181,7 @@
         </w:numPr>
       </w:pPr>
       <w:r>
-        <w:t>Media: 180.89</w:t>
+        <w:t>Media: 185.38</w:t>
       </w:r>
     </w:p>
     <w:p>
@@ -170,7 +193,7 @@
         </w:numPr>
       </w:pPr>
       <w:r>
-        <w:t>Desviación típica: 106.22</w:t>
+        <w:t>Desviación típica: 108.42</w:t>
       </w:r>
     </w:p>
     <w:p>
@@ -182,7 +205,17 @@
         </w:numPr>
       </w:pPr>
       <w:r>
-        <w:t>Clase rec.autos:</w:t>
+        <w:t xml:space="preserve">Clase </w:t>
+      </w:r>
+      <w:proofErr w:type="spellStart"/>
+      <w:proofErr w:type="gramStart"/>
+      <w:r>
+        <w:t>rec.autos</w:t>
+      </w:r>
+      <w:proofErr w:type="spellEnd"/>
+      <w:proofErr w:type="gramEnd"/>
+      <w:r>
+        <w:t>:</w:t>
       </w:r>
     </w:p>
     <w:p>
@@ -194,7 +227,7 @@
         </w:numPr>
       </w:pPr>
       <w:r>
-        <w:t>Mínimo: 30</w:t>
+        <w:t>Mínimo: 31</w:t>
       </w:r>
     </w:p>
     <w:p>
@@ -206,7 +239,7 @@
         </w:numPr>
       </w:pPr>
       <w:r>
-        <w:t>Máximo: 828</w:t>
+        <w:t>Máximo: 853</w:t>
       </w:r>
     </w:p>
     <w:p>
@@ -218,7 +251,7 @@
         </w:numPr>
       </w:pPr>
       <w:r>
-        <w:t>Media: 211.59</w:t>
+        <w:t>Media: 217.21</w:t>
       </w:r>
     </w:p>
     <w:p>
@@ -230,7 +263,7 @@
         </w:numPr>
       </w:pPr>
       <w:r>
-        <w:t>Desviación típica: 165.4</w:t>
+        <w:t>Desviación típica: 170.52</w:t>
       </w:r>
     </w:p>
     <w:p>
@@ -242,7 +275,20 @@
         </w:numPr>
       </w:pPr>
       <w:r>
-        <w:t>Clase rec.sport.hockey:</w:t>
+        <w:t xml:space="preserve">Clase </w:t>
+      </w:r>
+      <w:proofErr w:type="spellStart"/>
+      <w:proofErr w:type="gramStart"/>
+      <w:r>
+        <w:t>rec.sport</w:t>
+      </w:r>
+      <w:proofErr w:type="gramEnd"/>
+      <w:r>
+        <w:t>.hockey</w:t>
+      </w:r>
+      <w:proofErr w:type="spellEnd"/>
+      <w:r>
+        <w:t>:</w:t>
       </w:r>
     </w:p>
     <w:p>
@@ -254,7 +300,7 @@
         </w:numPr>
       </w:pPr>
       <w:r>
-        <w:t>Mínimo: 32</w:t>
+        <w:t>Mínimo: 33</w:t>
       </w:r>
     </w:p>
     <w:p>
@@ -266,7 +312,7 @@
         </w:numPr>
       </w:pPr>
       <w:r>
-        <w:t>Máximo: 1479</w:t>
+        <w:t>Máximo: 1570</w:t>
       </w:r>
     </w:p>
     <w:p>
@@ -278,7 +324,7 @@
         </w:numPr>
       </w:pPr>
       <w:r>
-        <w:t>Media: 266.46</w:t>
+        <w:t>Media: 274.88</w:t>
       </w:r>
     </w:p>
     <w:p>
@@ -290,7 +336,7 @@
         </w:numPr>
       </w:pPr>
       <w:r>
-        <w:t>Desviación típica: 255.7</w:t>
+        <w:t>Desviación típica: 265.68</w:t>
       </w:r>
     </w:p>
     <w:p>
@@ -302,7 +348,17 @@
         </w:numPr>
       </w:pPr>
       <w:r>
-        <w:t>Clase sci.electronics:</w:t>
+        <w:t xml:space="preserve">Clase </w:t>
+      </w:r>
+      <w:proofErr w:type="spellStart"/>
+      <w:proofErr w:type="gramStart"/>
+      <w:r>
+        <w:t>sci.electronics</w:t>
+      </w:r>
+      <w:proofErr w:type="spellEnd"/>
+      <w:proofErr w:type="gramEnd"/>
+      <w:r>
+        <w:t>:</w:t>
       </w:r>
     </w:p>
     <w:p>
@@ -314,7 +370,7 @@
         </w:numPr>
       </w:pPr>
       <w:r>
-        <w:t>Mínimo: 47</w:t>
+        <w:t>Mínimo: 48</w:t>
       </w:r>
     </w:p>
     <w:p>
@@ -326,7 +382,7 @@
         </w:numPr>
       </w:pPr>
       <w:r>
-        <w:t>Máximo: 11716</w:t>
+        <w:t>Máximo: 11840</w:t>
       </w:r>
     </w:p>
     <w:p>
@@ -338,7 +394,7 @@
         </w:numPr>
       </w:pPr>
       <w:r>
-        <w:t>Media: 258.51</w:t>
+        <w:t>Media: 266.78</w:t>
       </w:r>
     </w:p>
     <w:p>
@@ -350,7 +406,7 @@
         </w:numPr>
       </w:pPr>
       <w:r>
-        <w:t>Desviación típica: 798.9</w:t>
+        <w:t>Desviación típica: 807.43</w:t>
       </w:r>
     </w:p>
     <w:p>
@@ -362,7 +418,20 @@
         </w:numPr>
       </w:pPr>
       <w:r>
-        <w:t>Clase talk.politics.guns:</w:t>
+        <w:t xml:space="preserve">Clase </w:t>
+      </w:r>
+      <w:proofErr w:type="spellStart"/>
+      <w:proofErr w:type="gramStart"/>
+      <w:r>
+        <w:t>talk.politics</w:t>
+      </w:r>
+      <w:proofErr w:type="gramEnd"/>
+      <w:r>
+        <w:t>.guns</w:t>
+      </w:r>
+      <w:proofErr w:type="spellEnd"/>
+      <w:r>
+        <w:t>:</w:t>
       </w:r>
     </w:p>
     <w:p>
@@ -374,7 +443,7 @@
         </w:numPr>
       </w:pPr>
       <w:r>
-        <w:t>Mínimo: 66</w:t>
+        <w:t>Mínimo: 68</w:t>
       </w:r>
     </w:p>
     <w:p>
@@ -386,7 +455,7 @@
         </w:numPr>
       </w:pPr>
       <w:r>
-        <w:t>Máximo: 3866</w:t>
+        <w:t>Máximo: 3869</w:t>
       </w:r>
     </w:p>
     <w:p>
@@ -398,7 +467,7 @@
         </w:numPr>
       </w:pPr>
       <w:r>
-        <w:t>Media: 404.95</w:t>
+        <w:t>Media: 415.33</w:t>
       </w:r>
     </w:p>
     <w:p>
@@ -411,7 +480,7 @@
       </w:pPr>
       <w:r>
         <w:lastRenderedPageBreak/>
-        <w:t>Desviación típica: 468.54</w:t>
+        <w:t>Desviación típica: 473.05</w:t>
       </w:r>
     </w:p>
     <w:p>
@@ -423,7 +492,20 @@
         </w:numPr>
       </w:pPr>
       <w:r>
-        <w:t>Clase talk.politics.mideast:</w:t>
+        <w:t xml:space="preserve">Clase </w:t>
+      </w:r>
+      <w:proofErr w:type="spellStart"/>
+      <w:proofErr w:type="gramStart"/>
+      <w:r>
+        <w:t>talk.politics</w:t>
+      </w:r>
+      <w:proofErr w:type="gramEnd"/>
+      <w:r>
+        <w:t>.mideast</w:t>
+      </w:r>
+      <w:proofErr w:type="spellEnd"/>
+      <w:r>
+        <w:t>:</w:t>
       </w:r>
     </w:p>
     <w:p>
@@ -435,7 +517,7 @@
         </w:numPr>
       </w:pPr>
       <w:r>
-        <w:t>Mínimo: 54</w:t>
+        <w:t>Mínimo: 55</w:t>
       </w:r>
     </w:p>
     <w:p>
@@ -447,7 +529,7 @@
         </w:numPr>
       </w:pPr>
       <w:r>
-        <w:t>Máximo: 10160</w:t>
+        <w:t>Máximo: 10385</w:t>
       </w:r>
     </w:p>
     <w:p>
@@ -459,7 +541,7 @@
         </w:numPr>
       </w:pPr>
       <w:r>
-        <w:t>Media: 713.54</w:t>
+        <w:t>Media: 727.88</w:t>
       </w:r>
     </w:p>
     <w:p>
@@ -471,12 +553,67 @@
         </w:numPr>
       </w:pPr>
       <w:r>
-        <w:t>Desviación típica: 1293.97</w:t>
-      </w:r>
-    </w:p>
-    <w:p>
-      <w:r>
-        <w:t>[descripción del gold standard. Diccionario con los documentos como clave y clase como valor]</w:t>
+        <w:t>Desviación típica: 1321.51</w:t>
+      </w:r>
+    </w:p>
+    <w:p>
+      <w:r>
+        <w:t xml:space="preserve">Para calcular estos valores se le ha aplicado un pequeño preprocesado: se ha sustituido todos aquellos caracteres que representaban espacios en blanco usando la expresión regular “\s+” por espacios en blanco </w:t>
+      </w:r>
+      <w:proofErr w:type="gramStart"/>
+      <w:r>
+        <w:t>“ ”</w:t>
+      </w:r>
+      <w:proofErr w:type="gramEnd"/>
+      <w:r>
+        <w:t xml:space="preserve"> (</w:t>
+      </w:r>
+      <w:r>
+        <w:t>Unicode</w:t>
+      </w:r>
+      <w:r>
+        <w:t xml:space="preserve"> </w:t>
+      </w:r>
+      <w:r>
+        <w:t>U+0020</w:t>
+      </w:r>
+      <w:r>
+        <w:t xml:space="preserve">), de forma que al hacer el conteo de caracteres se separase las palabras usando la expresión regular </w:t>
+      </w:r>
+      <w:proofErr w:type="gramStart"/>
+      <w:r>
+        <w:t>“ +</w:t>
+      </w:r>
+      <w:proofErr w:type="gramEnd"/>
+      <w:r>
+        <w:t>” (espacio en blanco al menos una vez).</w:t>
+      </w:r>
+      <w:r>
+        <w:t xml:space="preserve"> Este preprocesado no se mantiene cuando se realiza el preprocesado como tal.</w:t>
+      </w:r>
+    </w:p>
+    <w:p>
+      <w:r>
+        <w:t xml:space="preserve">A partir de la clasificación por carpetas se forma el </w:t>
+      </w:r>
+      <w:proofErr w:type="spellStart"/>
+      <w:r>
+        <w:t>gold</w:t>
+      </w:r>
+      <w:proofErr w:type="spellEnd"/>
+      <w:r>
+        <w:t xml:space="preserve"> standard en el código. El </w:t>
+      </w:r>
+      <w:proofErr w:type="spellStart"/>
+      <w:r>
+        <w:t>gold</w:t>
+      </w:r>
+      <w:proofErr w:type="spellEnd"/>
+      <w:r>
+        <w:t xml:space="preserve"> standard será representado por un diccionario </w:t>
+      </w:r>
+      <w:r>
+        <w:t>donde las claves serán los nombres de los documentos y los valores asociados a cada clave la clase (carpeta) a la que pertenecen.</w:t>
       </w:r>
     </w:p>
     <w:p>
@@ -495,7 +632,13 @@
     </w:p>
     <w:p>
       <w:r>
-        <w:t xml:space="preserve">El preprocesamiento de los documentos consistirá en 4 fases: </w:t>
+        <w:t xml:space="preserve">El preprocesamiento de los documentos consistirá en </w:t>
+      </w:r>
+      <w:r>
+        <w:t>5</w:t>
+      </w:r>
+      <w:r>
+        <w:t xml:space="preserve"> fases: </w:t>
       </w:r>
     </w:p>
     <w:p>
@@ -503,11 +646,11 @@
         <w:pStyle w:val="Prrafodelista"/>
         <w:numPr>
           <w:ilvl w:val="0"/>
-          <w:numId w:val="35"/>
+          <w:numId w:val="36"/>
         </w:numPr>
       </w:pPr>
       <w:r>
-        <w:t>Se comenzará eliminando la cabecera y las firmas de los documentos, así como todos los espacios en blanco que haya. También se convertirán todas las letras a minúsculas para estandarizar los textos.</w:t>
+        <w:t>Se elimina todo aquello del documento que no sea útil para la representación. Se eliminará:</w:t>
       </w:r>
     </w:p>
     <w:p>
@@ -515,11 +658,18 @@
         <w:pStyle w:val="Prrafodelista"/>
         <w:numPr>
           <w:ilvl w:val="1"/>
-          <w:numId w:val="35"/>
+          <w:numId w:val="36"/>
         </w:numPr>
       </w:pPr>
       <w:r>
-        <w:t>Para eliminar las cabeceras se ha observado que estas están formadas por n líneas consecutivas al comienzo de los documentos y que, además, se encuentran separadas del contenido principal del documento por, al menos, una línea con un carácter \n. Por tanto, para eliminar las cabeceras se busca en el documento la primera aparición de una línea con únicamente el carácter \n, de forma que se sabrá que hasta esa línea es la cabecera y se puede eliminar.</w:t>
+        <w:rPr>
+          <w:b/>
+          <w:bCs/>
+        </w:rPr>
+        <w:t>Cabeceras</w:t>
+      </w:r>
+      <w:r>
+        <w:t>. Están formadas por n líneas consecutivas al comienzo del documento y separadas del cuerpo del email por, al menos, una línea con un carácter \n.</w:t>
       </w:r>
     </w:p>
     <w:p>
@@ -527,33 +677,57 @@
         <w:pStyle w:val="Prrafodelista"/>
         <w:numPr>
           <w:ilvl w:val="1"/>
-          <w:numId w:val="35"/>
+          <w:numId w:val="36"/>
         </w:numPr>
       </w:pPr>
       <w:r>
-        <w:t xml:space="preserve">Se proseguirá con la eliminación de las filas en blanco que haya en el documento, es decir, aquellas que tras usar el método </w:t>
-      </w:r>
-      <w:r>
         <w:rPr>
-          <w:rFonts w:ascii="Consolas" w:hAnsi="Consolas"/>
-          <w:sz w:val="20"/>
-          <w:szCs w:val="20"/>
+          <w:b/>
+          <w:bCs/>
         </w:rPr>
-        <w:t>strip()</w:t>
-      </w:r>
-      <w:r>
-        <w:t xml:space="preserve"> del tipo </w:t>
-      </w:r>
-      <w:r>
-        <w:rPr>
-          <w:rFonts w:ascii="Consolas" w:hAnsi="Consolas"/>
-          <w:sz w:val="20"/>
-          <w:szCs w:val="20"/>
-        </w:rPr>
-        <w:t>str</w:t>
-      </w:r>
-      <w:r>
-        <w:t xml:space="preserve"> de Python se evalúen como False.</w:t>
+        <w:t>Firmas</w:t>
+      </w:r>
+      <w:r>
+        <w:t>.</w:t>
+      </w:r>
+      <w:r>
+        <w:t xml:space="preserve"> A pesar de la irregularidad, la gran mayoría están al final del documento, separadas explícitamente del cuerpo del email usando filas de caracteres </w:t>
+      </w:r>
+      <w:r>
+        <w:t>“</w:t>
+      </w:r>
+      <w:proofErr w:type="gramStart"/>
+      <w:r>
+        <w:t>-“</w:t>
+      </w:r>
+      <w:proofErr w:type="gramEnd"/>
+      <w:r>
+        <w:t>, “_”, “=” o “+”</w:t>
+      </w:r>
+      <w:r>
+        <w:t xml:space="preserve"> y ocupan unas pocas líneas.</w:t>
+      </w:r>
+      <w:r>
+        <w:t xml:space="preserve"> Por ello, para detectar las firmas se usa la expresión regular “</w:t>
+      </w:r>
+      <w:proofErr w:type="gramStart"/>
+      <w:r>
+        <w:t>^[</w:t>
+      </w:r>
+      <w:proofErr w:type="gramEnd"/>
+      <w:r>
+        <w:t xml:space="preserve"> \t]*[-+=_]</w:t>
+      </w:r>
+      <w:proofErr w:type="gramStart"/>
+      <w:r>
+        <w:t>+[</w:t>
+      </w:r>
+      <w:proofErr w:type="gramEnd"/>
+      <w:r>
+        <w:t xml:space="preserve"> \t\n\r]*$</w:t>
+      </w:r>
+      <w:r>
+        <w:t>” para detectar el comienzo de una posible firma. Si a partir de esa línea se tienen como mucho 9 líneas más (incluyendo la encontrada), se toma como firma ese conjunto de líneas.</w:t>
       </w:r>
     </w:p>
     <w:p>
@@ -561,20 +735,21 @@
         <w:pStyle w:val="Prrafodelista"/>
         <w:numPr>
           <w:ilvl w:val="1"/>
-          <w:numId w:val="35"/>
+          <w:numId w:val="36"/>
         </w:numPr>
       </w:pPr>
       <w:r>
-        <w:t xml:space="preserve">Para eliminar las firmas, a pesar de su irregularidad, la gran mayoría están explícitamente separadas del texto mediante el uso de filas de caracteres “-“, “_”, “=” o “+”.  Estas firmas suelen estar al final del documento y, además, ser bastante pequeñas en cuanto a las líneas de ocupa. Por ello, se buscará la primera </w:t>
-      </w:r>
-      <w:r>
-        <w:t>que cumpla la expresión regular “</w:t>
-      </w:r>
-      <w:r>
-        <w:t>^[ \t]*[-+=_]+[ \t\n\r]*$</w:t>
-      </w:r>
-      <w:r>
-        <w:t>” y que, además, tenga como mucho 10 líneas desde esa hasta el final del documento. Si se cumple dicha condición se considerará una firma y se eliminará.</w:t>
+        <w:rPr>
+          <w:b/>
+          <w:bCs/>
+        </w:rPr>
+        <w:t>Líneas en blanco</w:t>
+      </w:r>
+      <w:r>
+        <w:t>.</w:t>
+      </w:r>
+      <w:r>
+        <w:t xml:space="preserve"> Se eliminan todas las líneas que no contenga ningún carácter diferente a los espacios en blanco.</w:t>
       </w:r>
     </w:p>
     <w:p>
@@ -582,31 +757,66 @@
         <w:pStyle w:val="Prrafodelista"/>
         <w:numPr>
           <w:ilvl w:val="1"/>
-          <w:numId w:val="35"/>
+          <w:numId w:val="36"/>
         </w:numPr>
       </w:pPr>
       <w:r>
-        <w:t xml:space="preserve">Se eliminan los correos electrónicos usando la expresión regular: </w:t>
-      </w:r>
-      <w:r>
-        <w:t>r</w:t>
-      </w:r>
-      <w:r>
-        <w:t>“</w:t>
-      </w:r>
-      <w:r>
-        <w:t>[a-zA-Z_0-9]+(\.[a-zA-Z_0-9]+)</w:t>
+        <w:rPr>
+          <w:b/>
+          <w:bCs/>
+        </w:rPr>
+        <w:t>Caracteres en blanco.</w:t>
+      </w:r>
+      <w:r>
+        <w:t xml:space="preserve"> Se usa la expresión regular “\s+” para transformar todos los caracteres en blanco que queden por el resto del texto en espacios en blanco (carácter Unicode</w:t>
+      </w:r>
+      <w:r>
+        <w:t xml:space="preserve"> </w:t>
+      </w:r>
+      <w:r>
+        <w:t>U+0020</w:t>
+      </w:r>
+      <w:r>
+        <w:t>).</w:t>
+      </w:r>
+    </w:p>
+    <w:p>
+      <w:pPr>
+        <w:pStyle w:val="Prrafodelista"/>
+        <w:numPr>
+          <w:ilvl w:val="1"/>
+          <w:numId w:val="36"/>
+        </w:numPr>
+      </w:pPr>
+      <w:r>
+        <w:rPr>
+          <w:b/>
+          <w:bCs/>
+        </w:rPr>
+        <w:t>Correos electrónicos.</w:t>
+      </w:r>
+      <w:r>
+        <w:t xml:space="preserve"> </w:t>
+      </w:r>
+      <w:r>
+        <w:t>Usando la expresión regular “</w:t>
+      </w:r>
+      <w:r>
+        <w:t>\w+(?:\.\w+)</w:t>
       </w:r>
       <w:hyperlink r:id="rId8" w:history="1">
         <w:r>
           <w:rPr>
             <w:rStyle w:val="Hipervnculo"/>
           </w:rPr>
-          <w:t>*@[a-zA-Z_0-9]+\.[a-zA-Z_0-9]+(\.[a-zA-Z_0-9]+)*</w:t>
+          <w:t>*@\w+(?:\.\w+)</w:t>
         </w:r>
       </w:hyperlink>
       <w:r>
-        <w:t>”</w:t>
+        <w:t>+</w:t>
+      </w:r>
+      <w:r>
+        <w:t>” elimina los correos electrónicos</w:t>
       </w:r>
       <w:r>
         <w:t>.</w:t>
@@ -617,17 +827,32 @@
         <w:pStyle w:val="Prrafodelista"/>
         <w:numPr>
           <w:ilvl w:val="1"/>
-          <w:numId w:val="35"/>
+          <w:numId w:val="36"/>
         </w:numPr>
       </w:pPr>
       <w:r>
-        <w:t>Se eliminan los números que haya en el texto usando la expresión regular: “</w:t>
-      </w:r>
-      <w:r>
-        <w:t>\d+(?:[\.,]\d+){0,1}</w:t>
-      </w:r>
-      <w:r>
-        <w:t>”.</w:t>
+        <w:rPr>
+          <w:b/>
+          <w:bCs/>
+        </w:rPr>
+        <w:lastRenderedPageBreak/>
+        <w:t xml:space="preserve">Signos de puntuación. </w:t>
+      </w:r>
+      <w:r>
+        <w:t xml:space="preserve">Usando los signos de puntuación definidos en </w:t>
+      </w:r>
+      <w:proofErr w:type="spellStart"/>
+      <w:proofErr w:type="gramStart"/>
+      <w:r>
+        <w:rPr>
+          <w:rFonts w:ascii="Consolas" w:hAnsi="Consolas"/>
+        </w:rPr>
+        <w:t>string.punctuation</w:t>
+      </w:r>
+      <w:proofErr w:type="spellEnd"/>
+      <w:proofErr w:type="gramEnd"/>
+      <w:r>
+        <w:t>.</w:t>
       </w:r>
     </w:p>
     <w:p>
@@ -635,54 +860,24 @@
         <w:pStyle w:val="Prrafodelista"/>
         <w:numPr>
           <w:ilvl w:val="1"/>
-          <w:numId w:val="35"/>
+          <w:numId w:val="36"/>
         </w:numPr>
       </w:pPr>
       <w:r>
-        <w:t xml:space="preserve">Se eliminan todos los espacios en blanco que haya en las líneas de texto, así como los signos de puntuación y </w:t>
-      </w:r>
-      <w:r>
-        <w:t xml:space="preserve">otros símbolos como &gt;. </w:t>
-      </w:r>
-      <w:r>
-        <w:lastRenderedPageBreak/>
-        <w:t xml:space="preserve">Para ello se utilizará la expresión regular </w:t>
-      </w:r>
-      <w:r>
-        <w:t>r</w:t>
-      </w:r>
-      <w:r>
-        <w:t>“</w:t>
-      </w:r>
-      <w:r>
-        <w:t>[</w:t>
-      </w:r>
-      <w:r>
-        <w:t>\^</w:t>
-      </w:r>
-      <w:r>
-        <w:t>+_\-</w:t>
-      </w:r>
-      <w:r>
-        <w:t>\.:,;&gt;&lt;~\?\!\(\)]+</w:t>
-      </w:r>
-      <w:r>
-        <w:t>”</w:t>
-      </w:r>
-      <w:r>
-        <w:t xml:space="preserve"> para buscar estos caracteres y eliminarlos.</w:t>
-      </w:r>
-    </w:p>
-    <w:p>
-      <w:pPr>
-        <w:pStyle w:val="Prrafodelista"/>
-        <w:numPr>
-          <w:ilvl w:val="1"/>
-          <w:numId w:val="35"/>
-        </w:numPr>
-      </w:pPr>
-      <w:r>
-        <w:t>Por último, de pondrán todas las letras en minúsculas, para conseguir una estandarización sobre todos los textos.</w:t>
+        <w:rPr>
+          <w:b/>
+          <w:bCs/>
+        </w:rPr>
+        <w:t>Números.</w:t>
+      </w:r>
+      <w:r>
+        <w:t xml:space="preserve"> Todos los números que aparezcan usando la expresión “</w:t>
+      </w:r>
+      <w:r>
+        <w:t>\d+(?:[\.,]\d+)?</w:t>
+      </w:r>
+      <w:r>
+        <w:t>”. Por definición del pipeline, la segunda parte de la expresión no sería necesaria por la eliminación de los signos de puntuación en el paso anterior, pero se mantiene por conveniencia.</w:t>
       </w:r>
     </w:p>
     <w:p>
@@ -690,11 +885,11 @@
         <w:pStyle w:val="Prrafodelista"/>
         <w:numPr>
           <w:ilvl w:val="0"/>
-          <w:numId w:val="35"/>
+          <w:numId w:val="36"/>
         </w:numPr>
       </w:pPr>
       <w:r>
-        <w:t>Se realiza el tokenizado del texto. Se divide según los espacios en blanco que haya, usando la expresión regular “ +”.</w:t>
+        <w:t>Se transforma todo el texto a minúsculas para tenerlo normalizado.</w:t>
       </w:r>
     </w:p>
     <w:p>
@@ -702,11 +897,27 @@
         <w:pStyle w:val="Prrafodelista"/>
         <w:numPr>
           <w:ilvl w:val="0"/>
-          <w:numId w:val="35"/>
+          <w:numId w:val="36"/>
         </w:numPr>
       </w:pPr>
       <w:r>
-        <w:t>Se eliminan las palaras vacías usando el corpus de la librería nltk.</w:t>
+        <w:t xml:space="preserve">Se realiza el </w:t>
+      </w:r>
+      <w:proofErr w:type="spellStart"/>
+      <w:r>
+        <w:t>tokenizado</w:t>
+      </w:r>
+      <w:proofErr w:type="spellEnd"/>
+      <w:r>
+        <w:t xml:space="preserve"> del texto. Se divide según los espacios en blanco que haya, usando la expresión regular </w:t>
+      </w:r>
+      <w:proofErr w:type="gramStart"/>
+      <w:r>
+        <w:t>“ +</w:t>
+      </w:r>
+      <w:proofErr w:type="gramEnd"/>
+      <w:r>
+        <w:t>”.</w:t>
       </w:r>
     </w:p>
     <w:p>
@@ -714,14 +925,77 @@
         <w:pStyle w:val="Prrafodelista"/>
         <w:numPr>
           <w:ilvl w:val="0"/>
-          <w:numId w:val="35"/>
+          <w:numId w:val="36"/>
         </w:numPr>
       </w:pPr>
       <w:r>
+        <w:t>Se eliminan las palaras vacías usando el corpus de</w:t>
+      </w:r>
+      <w:r>
+        <w:t xml:space="preserve">l modelo </w:t>
+      </w:r>
+      <w:proofErr w:type="spellStart"/>
+      <w:r>
+        <w:t>en_core_web_lg</w:t>
+      </w:r>
+      <w:proofErr w:type="spellEnd"/>
+      <w:r>
+        <w:t xml:space="preserve"> de la </w:t>
+      </w:r>
+      <w:r>
+        <w:t xml:space="preserve">librería </w:t>
+      </w:r>
+      <w:proofErr w:type="spellStart"/>
+      <w:r>
+        <w:t>spaCy</w:t>
+      </w:r>
+      <w:proofErr w:type="spellEnd"/>
+      <w:r>
+        <w:t>.</w:t>
+      </w:r>
+    </w:p>
+    <w:p>
+      <w:pPr>
+        <w:pStyle w:val="Prrafodelista"/>
+        <w:numPr>
+          <w:ilvl w:val="0"/>
+          <w:numId w:val="36"/>
+        </w:numPr>
+      </w:pPr>
+      <w:r>
         <w:t xml:space="preserve">Se transforman las palabras que quedan en </w:t>
       </w:r>
       <w:r>
-        <w:t>sus raíces usando el stemmer de Porter.</w:t>
+        <w:t xml:space="preserve">sus raíces usando el </w:t>
+      </w:r>
+      <w:proofErr w:type="spellStart"/>
+      <w:r>
+        <w:t>stemmer</w:t>
+      </w:r>
+      <w:proofErr w:type="spellEnd"/>
+      <w:r>
+        <w:t xml:space="preserve"> de Porter.</w:t>
+      </w:r>
+    </w:p>
+    <w:p>
+      <w:r>
+        <w:t xml:space="preserve">Durante el proceso de preprocesado, antes de obtener las raíces de las palabras mediante el </w:t>
+      </w:r>
+      <w:proofErr w:type="spellStart"/>
+      <w:r>
+        <w:t>stemmer</w:t>
+      </w:r>
+      <w:proofErr w:type="spellEnd"/>
+      <w:r>
+        <w:t>, se almacena el texto preprocesado en una carpeta denominada corpus-</w:t>
+      </w:r>
+      <w:proofErr w:type="spellStart"/>
+      <w:r>
+        <w:t>clustering</w:t>
+      </w:r>
+      <w:proofErr w:type="spellEnd"/>
+      <w:r>
+        <w:t>-limpio.</w:t>
       </w:r>
     </w:p>
     <w:p>
@@ -739,6 +1013,111 @@
       </w:r>
     </w:p>
     <w:p>
+      <w:r>
+        <w:t xml:space="preserve">Para las funciones de pesado se ha optado por una función local, </w:t>
+      </w:r>
+      <w:r>
+        <w:t xml:space="preserve">la normalización logarítmica, y una función global, el TF-IDF. </w:t>
+      </w:r>
+    </w:p>
+    <w:p>
+      <w:r>
+        <w:t xml:space="preserve">La representación de los documentos según la normalización logarítmica se encuentra en el </w:t>
+      </w:r>
+      <w:proofErr w:type="spellStart"/>
+      <w:r>
+        <w:t>DataFrame</w:t>
+      </w:r>
+      <w:proofErr w:type="spellEnd"/>
+      <w:r>
+        <w:t xml:space="preserve"> </w:t>
+      </w:r>
+      <w:proofErr w:type="spellStart"/>
+      <w:r>
+        <w:rPr>
+          <w:rFonts w:ascii="Consolas" w:hAnsi="Consolas"/>
+        </w:rPr>
+        <w:t>matriz_norm_log</w:t>
+      </w:r>
+      <w:proofErr w:type="spellEnd"/>
+      <w:r>
+        <w:t>, donde las filas son los documentos y las columnas los rasgos.</w:t>
+      </w:r>
+    </w:p>
+    <w:p>
+      <w:r>
+        <w:t xml:space="preserve">La representación de los documentos según el TF-IDF se encuentra en el </w:t>
+      </w:r>
+      <w:proofErr w:type="spellStart"/>
+      <w:r>
+        <w:t>DataFrame</w:t>
+      </w:r>
+      <w:proofErr w:type="spellEnd"/>
+      <w:r>
+        <w:t xml:space="preserve"> </w:t>
+      </w:r>
+      <w:proofErr w:type="spellStart"/>
+      <w:r>
+        <w:rPr>
+          <w:rFonts w:ascii="Consolas" w:hAnsi="Consolas"/>
+        </w:rPr>
+        <w:t>matriz_tf_idf</w:t>
+      </w:r>
+      <w:proofErr w:type="spellEnd"/>
+      <w:r>
+        <w:t>, con la misma estructura que la matriz de la otra representación.</w:t>
+      </w:r>
+    </w:p>
+    <w:p>
+      <w:r>
+        <w:t>Previo a la generación de estas matrices, se eliminan aquellos rasgos que no aparecen en, al menos, 7 documentos del total de documentos del corpus.</w:t>
+      </w:r>
+    </w:p>
+    <w:p>
+      <w:r>
+        <w:t>Estas matrices quedan con 1904 rasgos y 805 documentos. Son matrices dispersas debido a la abundancia de ceros</w:t>
+      </w:r>
+      <w:r>
+        <w:t xml:space="preserve">: con un total de </w:t>
+      </w:r>
+      <w:r>
+        <w:t>1</w:t>
+      </w:r>
+      <w:r>
+        <w:t>.</w:t>
+      </w:r>
+      <w:r>
+        <w:t>532</w:t>
+      </w:r>
+      <w:r>
+        <w:t>.</w:t>
+      </w:r>
+      <w:r>
+        <w:t>720</w:t>
+      </w:r>
+      <w:r>
+        <w:t xml:space="preserve"> posiciones, </w:t>
+      </w:r>
+      <w:r>
+        <w:t>1</w:t>
+      </w:r>
+      <w:r>
+        <w:t>.</w:t>
+      </w:r>
+      <w:r>
+        <w:t>489</w:t>
+      </w:r>
+      <w:r>
+        <w:t>.</w:t>
+      </w:r>
+      <w:r>
+        <w:t>060</w:t>
+      </w:r>
+      <w:r>
+        <w:t xml:space="preserve"> de ellas son con valor cero, lo que representa más del 97% de la matriz.</w:t>
+      </w:r>
+    </w:p>
+    <w:p>
       <w:pPr>
         <w:pStyle w:val="Ttulo2"/>
         <w:rPr>
@@ -749,7 +1128,391 @@
         <w:rPr>
           <w:rFonts w:eastAsiaTheme="minorEastAsia"/>
         </w:rPr>
-        <w:t>Algoritmos de clustering</w:t>
+        <w:t xml:space="preserve">Algoritmos de </w:t>
+      </w:r>
+      <w:proofErr w:type="spellStart"/>
+      <w:r>
+        <w:rPr>
+          <w:rFonts w:eastAsiaTheme="minorEastAsia"/>
+        </w:rPr>
+        <w:t>clustering</w:t>
+      </w:r>
+      <w:proofErr w:type="spellEnd"/>
+    </w:p>
+    <w:p>
+      <w:r>
+        <w:t>Además del algoritmo K-</w:t>
+      </w:r>
+      <w:proofErr w:type="spellStart"/>
+      <w:r>
+        <w:t>means</w:t>
+      </w:r>
+      <w:proofErr w:type="spellEnd"/>
+      <w:r>
+        <w:t xml:space="preserve"> indicado en la práctica, también ser hará uso del algoritmo LDA. La elección viene en parte </w:t>
+      </w:r>
+      <w:r>
+        <w:t>motivada</w:t>
+      </w:r>
+      <w:r>
+        <w:t xml:space="preserve"> por </w:t>
+      </w:r>
+      <w:r>
+        <w:t>uno de los usos posibles de este algoritmo: la reducción de la dimensionalidad de las entradas.</w:t>
+      </w:r>
+    </w:p>
+    <w:p>
+      <w:r>
+        <w:t>Los resultados de los algoritmos quedan almacenados en un diccionario con la siguiente estructura:</w:t>
+      </w:r>
+    </w:p>
+    <w:p>
+      <w:pPr>
+        <w:spacing w:after="0"/>
+        <w:ind w:left="708"/>
+        <w:rPr>
+          <w:rFonts w:ascii="Consolas" w:hAnsi="Consolas"/>
+        </w:rPr>
+      </w:pPr>
+      <w:r>
+        <w:rPr>
+          <w:rFonts w:ascii="Consolas" w:hAnsi="Consolas"/>
+        </w:rPr>
+        <w:lastRenderedPageBreak/>
+        <w:t>{</w:t>
+      </w:r>
+    </w:p>
+    <w:p>
+      <w:pPr>
+        <w:spacing w:after="0"/>
+        <w:ind w:left="708"/>
+        <w:rPr>
+          <w:rFonts w:ascii="Consolas" w:hAnsi="Consolas"/>
+        </w:rPr>
+      </w:pPr>
+      <w:r>
+        <w:rPr>
+          <w:rFonts w:ascii="Consolas" w:hAnsi="Consolas"/>
+        </w:rPr>
+        <w:t>    '</w:t>
+      </w:r>
+      <w:proofErr w:type="spellStart"/>
+      <w:r>
+        <w:rPr>
+          <w:rFonts w:ascii="Consolas" w:hAnsi="Consolas"/>
+        </w:rPr>
+        <w:t>kmeans</w:t>
+      </w:r>
+      <w:proofErr w:type="spellEnd"/>
+      <w:proofErr w:type="gramStart"/>
+      <w:r>
+        <w:rPr>
+          <w:rFonts w:ascii="Consolas" w:hAnsi="Consolas"/>
+        </w:rPr>
+        <w:t>' :</w:t>
+      </w:r>
+      <w:proofErr w:type="gramEnd"/>
+      <w:r>
+        <w:rPr>
+          <w:rFonts w:ascii="Consolas" w:hAnsi="Consolas"/>
+        </w:rPr>
+        <w:t xml:space="preserve"> {</w:t>
+      </w:r>
+    </w:p>
+    <w:p>
+      <w:pPr>
+        <w:spacing w:after="0"/>
+        <w:ind w:left="708"/>
+        <w:rPr>
+          <w:rFonts w:ascii="Consolas" w:hAnsi="Consolas"/>
+        </w:rPr>
+      </w:pPr>
+      <w:r>
+        <w:rPr>
+          <w:rFonts w:ascii="Consolas" w:hAnsi="Consolas"/>
+        </w:rPr>
+        <w:t>        'log</w:t>
+      </w:r>
+      <w:proofErr w:type="gramStart"/>
+      <w:r>
+        <w:rPr>
+          <w:rFonts w:ascii="Consolas" w:hAnsi="Consolas"/>
+        </w:rPr>
+        <w:t>' :</w:t>
+      </w:r>
+      <w:proofErr w:type="gramEnd"/>
+      <w:r>
+        <w:rPr>
+          <w:rFonts w:ascii="Consolas" w:hAnsi="Consolas"/>
+        </w:rPr>
+        <w:t xml:space="preserve"> {</w:t>
+      </w:r>
+      <w:r>
+        <w:rPr>
+          <w:rFonts w:ascii="Consolas" w:hAnsi="Consolas"/>
+        </w:rPr>
+        <w:t>...</w:t>
+      </w:r>
+      <w:r>
+        <w:rPr>
+          <w:rFonts w:ascii="Consolas" w:hAnsi="Consolas"/>
+        </w:rPr>
+        <w:t>},</w:t>
+      </w:r>
+    </w:p>
+    <w:p>
+      <w:pPr>
+        <w:spacing w:after="0"/>
+        <w:ind w:left="708"/>
+        <w:rPr>
+          <w:rFonts w:ascii="Consolas" w:hAnsi="Consolas"/>
+        </w:rPr>
+      </w:pPr>
+      <w:r>
+        <w:rPr>
+          <w:rFonts w:ascii="Consolas" w:hAnsi="Consolas"/>
+        </w:rPr>
+        <w:t>        '</w:t>
+      </w:r>
+      <w:proofErr w:type="spellStart"/>
+      <w:r>
+        <w:rPr>
+          <w:rFonts w:ascii="Consolas" w:hAnsi="Consolas"/>
+        </w:rPr>
+        <w:t>tf_idf</w:t>
+      </w:r>
+      <w:proofErr w:type="spellEnd"/>
+      <w:proofErr w:type="gramStart"/>
+      <w:r>
+        <w:rPr>
+          <w:rFonts w:ascii="Consolas" w:hAnsi="Consolas"/>
+        </w:rPr>
+        <w:t>' :</w:t>
+      </w:r>
+      <w:proofErr w:type="gramEnd"/>
+      <w:r>
+        <w:rPr>
+          <w:rFonts w:ascii="Consolas" w:hAnsi="Consolas"/>
+        </w:rPr>
+        <w:t xml:space="preserve"> {</w:t>
+      </w:r>
+      <w:r>
+        <w:rPr>
+          <w:rFonts w:ascii="Consolas" w:hAnsi="Consolas"/>
+        </w:rPr>
+        <w:t>...</w:t>
+      </w:r>
+      <w:r>
+        <w:rPr>
+          <w:rFonts w:ascii="Consolas" w:hAnsi="Consolas"/>
+        </w:rPr>
+        <w:t>}</w:t>
+      </w:r>
+    </w:p>
+    <w:p>
+      <w:pPr>
+        <w:spacing w:after="0"/>
+        <w:ind w:left="708"/>
+        <w:rPr>
+          <w:rFonts w:ascii="Consolas" w:hAnsi="Consolas"/>
+        </w:rPr>
+      </w:pPr>
+      <w:r>
+        <w:rPr>
+          <w:rFonts w:ascii="Consolas" w:hAnsi="Consolas"/>
+        </w:rPr>
+        <w:t>    },</w:t>
+      </w:r>
+    </w:p>
+    <w:p>
+      <w:pPr>
+        <w:spacing w:after="0"/>
+        <w:ind w:left="708"/>
+        <w:rPr>
+          <w:rFonts w:ascii="Consolas" w:hAnsi="Consolas"/>
+        </w:rPr>
+      </w:pPr>
+      <w:r>
+        <w:rPr>
+          <w:rFonts w:ascii="Consolas" w:hAnsi="Consolas"/>
+        </w:rPr>
+        <w:t>    '</w:t>
+      </w:r>
+      <w:proofErr w:type="spellStart"/>
+      <w:r>
+        <w:rPr>
+          <w:rFonts w:ascii="Consolas" w:hAnsi="Consolas"/>
+        </w:rPr>
+        <w:t>lda</w:t>
+      </w:r>
+      <w:proofErr w:type="spellEnd"/>
+      <w:proofErr w:type="gramStart"/>
+      <w:r>
+        <w:rPr>
+          <w:rFonts w:ascii="Consolas" w:hAnsi="Consolas"/>
+        </w:rPr>
+        <w:t>' :</w:t>
+      </w:r>
+      <w:proofErr w:type="gramEnd"/>
+      <w:r>
+        <w:rPr>
+          <w:rFonts w:ascii="Consolas" w:hAnsi="Consolas"/>
+        </w:rPr>
+        <w:t xml:space="preserve"> {</w:t>
+      </w:r>
+    </w:p>
+    <w:p>
+      <w:pPr>
+        <w:spacing w:after="0"/>
+        <w:ind w:left="708"/>
+        <w:rPr>
+          <w:rFonts w:ascii="Consolas" w:hAnsi="Consolas"/>
+        </w:rPr>
+      </w:pPr>
+      <w:r>
+        <w:rPr>
+          <w:rFonts w:ascii="Consolas" w:hAnsi="Consolas"/>
+        </w:rPr>
+        <w:t>        'log</w:t>
+      </w:r>
+      <w:proofErr w:type="gramStart"/>
+      <w:r>
+        <w:rPr>
+          <w:rFonts w:ascii="Consolas" w:hAnsi="Consolas"/>
+        </w:rPr>
+        <w:t>' :</w:t>
+      </w:r>
+      <w:proofErr w:type="gramEnd"/>
+      <w:r>
+        <w:rPr>
+          <w:rFonts w:ascii="Consolas" w:hAnsi="Consolas"/>
+        </w:rPr>
+        <w:t xml:space="preserve"> {</w:t>
+      </w:r>
+      <w:r>
+        <w:rPr>
+          <w:rFonts w:ascii="Consolas" w:hAnsi="Consolas"/>
+        </w:rPr>
+        <w:t>...</w:t>
+      </w:r>
+      <w:r>
+        <w:rPr>
+          <w:rFonts w:ascii="Consolas" w:hAnsi="Consolas"/>
+        </w:rPr>
+        <w:t>},</w:t>
+      </w:r>
+    </w:p>
+    <w:p>
+      <w:pPr>
+        <w:spacing w:after="0"/>
+        <w:ind w:left="708"/>
+        <w:rPr>
+          <w:rFonts w:ascii="Consolas" w:hAnsi="Consolas"/>
+        </w:rPr>
+      </w:pPr>
+      <w:r>
+        <w:rPr>
+          <w:rFonts w:ascii="Consolas" w:hAnsi="Consolas"/>
+        </w:rPr>
+        <w:t>        '</w:t>
+      </w:r>
+      <w:proofErr w:type="spellStart"/>
+      <w:r>
+        <w:rPr>
+          <w:rFonts w:ascii="Consolas" w:hAnsi="Consolas"/>
+        </w:rPr>
+        <w:t>tf_idf</w:t>
+      </w:r>
+      <w:proofErr w:type="spellEnd"/>
+      <w:proofErr w:type="gramStart"/>
+      <w:r>
+        <w:rPr>
+          <w:rFonts w:ascii="Consolas" w:hAnsi="Consolas"/>
+        </w:rPr>
+        <w:t>' :</w:t>
+      </w:r>
+      <w:proofErr w:type="gramEnd"/>
+      <w:r>
+        <w:rPr>
+          <w:rFonts w:ascii="Consolas" w:hAnsi="Consolas"/>
+        </w:rPr>
+        <w:t xml:space="preserve"> {</w:t>
+      </w:r>
+      <w:r>
+        <w:rPr>
+          <w:rFonts w:ascii="Consolas" w:hAnsi="Consolas"/>
+        </w:rPr>
+        <w:t>...</w:t>
+      </w:r>
+      <w:r>
+        <w:rPr>
+          <w:rFonts w:ascii="Consolas" w:hAnsi="Consolas"/>
+        </w:rPr>
+        <w:t>}</w:t>
+      </w:r>
+    </w:p>
+    <w:p>
+      <w:pPr>
+        <w:spacing w:after="0"/>
+        <w:ind w:left="708"/>
+        <w:rPr>
+          <w:rFonts w:ascii="Consolas" w:hAnsi="Consolas"/>
+        </w:rPr>
+      </w:pPr>
+      <w:r>
+        <w:rPr>
+          <w:rFonts w:ascii="Consolas" w:hAnsi="Consolas"/>
+        </w:rPr>
+        <w:t>    }</w:t>
+      </w:r>
+    </w:p>
+    <w:p>
+      <w:pPr>
+        <w:ind w:left="708"/>
+        <w:rPr>
+          <w:rFonts w:ascii="Consolas" w:hAnsi="Consolas"/>
+        </w:rPr>
+      </w:pPr>
+      <w:r>
+        <w:rPr>
+          <w:rFonts w:ascii="Consolas" w:hAnsi="Consolas"/>
+        </w:rPr>
+        <w:t>}</w:t>
+      </w:r>
+    </w:p>
+    <w:p>
+      <w:r>
+        <w:t xml:space="preserve">Previo a la utilización de los algoritmos, se generan los dos conjuntos de entrenamiento y de </w:t>
+      </w:r>
+      <w:r>
+        <w:t>prueba, con 70% y 30% de los datos respectivamente. A partir del conjunto de entrenamiento se ajusta un escalador robusto y se escalan ambos subconjuntos de datos.</w:t>
+      </w:r>
+    </w:p>
+    <w:p>
+      <w:r>
+        <w:t>Para el algoritmo K-</w:t>
+      </w:r>
+      <w:proofErr w:type="spellStart"/>
+      <w:r>
+        <w:t>means</w:t>
+      </w:r>
+      <w:proofErr w:type="spellEnd"/>
+      <w:r>
+        <w:t xml:space="preserve"> es necesario establecer una correlación entre las etiquetas reales y los clústeres en los que son clasificados los documentos. Para realizar el mapeo óptimo se </w:t>
+      </w:r>
+      <w:r>
+        <w:t xml:space="preserve">usa el algoritmo húngaro mediante la función </w:t>
+      </w:r>
+      <w:proofErr w:type="spellStart"/>
+      <w:r>
+        <w:rPr>
+          <w:rFonts w:ascii="Consolas" w:hAnsi="Consolas"/>
+        </w:rPr>
+        <w:t>linear_sum_assignment</w:t>
+      </w:r>
+      <w:proofErr w:type="spellEnd"/>
+      <w:r>
+        <w:t>. Este algoritmo no proporciona la combinación entre pares de etiquetas de forma que para cada equivalencia se tiene el número máximo de documentos.</w:t>
       </w:r>
     </w:p>
     <w:p>
@@ -766,148 +1529,465 @@
         <w:t>Resultados y conclusiones</w:t>
       </w:r>
     </w:p>
-    <w:sdt>
-      <w:sdtPr>
-        <w:rPr>
-          <w:rFonts w:asciiTheme="minorHAnsi" w:eastAsiaTheme="minorEastAsia" w:hAnsiTheme="minorHAnsi" w:cstheme="minorBidi"/>
-          <w:b w:val="0"/>
-          <w:bCs w:val="0"/>
-          <w:sz w:val="24"/>
-          <w:szCs w:val="24"/>
-        </w:rPr>
-        <w:id w:val="1571161452"/>
-        <w:docPartObj>
-          <w:docPartGallery w:val="Bibliographies"/>
-          <w:docPartUnique/>
-        </w:docPartObj>
-      </w:sdtPr>
-      <w:sdtContent>
-        <w:p>
-          <w:pPr>
-            <w:pStyle w:val="Ttulo1"/>
-          </w:pPr>
-          <w:r>
-            <w:t>Referencias</w:t>
-          </w:r>
-        </w:p>
-        <w:sdt>
-          <w:sdtPr>
-            <w:id w:val="-573587230"/>
-            <w:bibliography/>
-          </w:sdtPr>
-          <w:sdtContent>
-            <w:p>
-              <w:pPr>
-                <w:pStyle w:val="Bibliografa"/>
-                <w:ind w:left="720" w:hanging="720"/>
-                <w:rPr>
-                  <w:noProof/>
-                  <w:kern w:val="0"/>
-                  <w14:ligatures w14:val="none"/>
-                </w:rPr>
-              </w:pPr>
-              <w:r>
-                <w:fldChar w:fldCharType="begin"/>
-              </w:r>
-              <w:r>
-                <w:instrText>BIBLIOGRAPHY</w:instrText>
-              </w:r>
-              <w:r>
-                <w:fldChar w:fldCharType="separate"/>
-              </w:r>
-              <w:r>
-                <w:rPr>
-                  <w:noProof/>
-                </w:rPr>
-                <w:t xml:space="preserve">Denny, M. J., &amp; Spirling, A. (2018). Text preprocessing for unsupervised learning: Why it matters, when it misleads, and what to do about it. </w:t>
-              </w:r>
-              <w:r>
-                <w:rPr>
-                  <w:i/>
-                  <w:iCs/>
-                  <w:noProof/>
-                </w:rPr>
-                <w:t>Political analysis</w:t>
-              </w:r>
-              <w:r>
-                <w:rPr>
-                  <w:noProof/>
-                </w:rPr>
-                <w:t>, 168-189.</w:t>
-              </w:r>
-            </w:p>
-            <w:p>
-              <w:pPr>
-                <w:pStyle w:val="Bibliografa"/>
-                <w:ind w:left="720" w:hanging="720"/>
-                <w:rPr>
-                  <w:noProof/>
-                </w:rPr>
-              </w:pPr>
-              <w:r>
-                <w:rPr>
-                  <w:noProof/>
-                </w:rPr>
-                <w:t xml:space="preserve">Kadhim, A. I., Cheah, Y. N., &amp; Ahamed, N. H. (2014). Text document preprocessing and dimension reduction techniques for text document clustering. </w:t>
-              </w:r>
-              <w:r>
-                <w:rPr>
-                  <w:i/>
-                  <w:iCs/>
-                  <w:noProof/>
-                </w:rPr>
-                <w:t>4th international conference on artificial intelligence with applications in engineering and technology</w:t>
-              </w:r>
-              <w:r>
-                <w:rPr>
-                  <w:noProof/>
-                </w:rPr>
-                <w:t xml:space="preserve"> (págs. 69-73). IEEE.</w:t>
-              </w:r>
-            </w:p>
-            <w:p>
-              <w:pPr>
-                <w:pStyle w:val="Bibliografa"/>
-                <w:ind w:left="720" w:hanging="720"/>
-                <w:rPr>
-                  <w:noProof/>
-                </w:rPr>
-              </w:pPr>
-              <w:r>
-                <w:rPr>
-                  <w:noProof/>
-                </w:rPr>
-                <w:t xml:space="preserve">Vijayarani, S., Ilamathi, M. J., &amp; Nithya, M. (2015). Preprocessing techniques for text mining-an overview. </w:t>
-              </w:r>
-              <w:r>
-                <w:rPr>
-                  <w:i/>
-                  <w:iCs/>
-                  <w:noProof/>
-                </w:rPr>
-                <w:t>International Journal of Computer Science &amp; Communication Networks</w:t>
-              </w:r>
-              <w:r>
-                <w:rPr>
-                  <w:noProof/>
-                </w:rPr>
-                <w:t>, 7-16.</w:t>
-              </w:r>
-            </w:p>
-            <w:p>
-              <w:r>
-                <w:rPr>
-                  <w:b/>
-                  <w:bCs/>
-                </w:rPr>
-                <w:fldChar w:fldCharType="end"/>
-              </w:r>
-            </w:p>
-          </w:sdtContent>
-        </w:sdt>
-      </w:sdtContent>
-    </w:sdt>
-    <w:p/>
+    <w:p>
+      <w:r>
+        <w:t>Para el algoritmo K-</w:t>
+      </w:r>
+      <w:proofErr w:type="spellStart"/>
+      <w:r>
+        <w:t>means</w:t>
+      </w:r>
+      <w:proofErr w:type="spellEnd"/>
+      <w:r>
+        <w:t xml:space="preserve"> se ha obtenido:</w:t>
+      </w:r>
+    </w:p>
+    <w:p>
+      <w:pPr>
+        <w:pStyle w:val="Prrafodelista"/>
+        <w:numPr>
+          <w:ilvl w:val="0"/>
+          <w:numId w:val="37"/>
+        </w:numPr>
+      </w:pPr>
+      <w:r>
+        <w:t>Usando la normalización logarítmica:</w:t>
+      </w:r>
+    </w:p>
+    <w:p>
+      <w:pPr>
+        <w:pStyle w:val="Prrafodelista"/>
+        <w:numPr>
+          <w:ilvl w:val="1"/>
+          <w:numId w:val="37"/>
+        </w:numPr>
+      </w:pPr>
+      <w:r>
+        <w:t>Precisión:</w:t>
+      </w:r>
+      <w:r>
+        <w:t xml:space="preserve"> 0,22</w:t>
+      </w:r>
+    </w:p>
+    <w:p>
+      <w:pPr>
+        <w:pStyle w:val="Prrafodelista"/>
+        <w:numPr>
+          <w:ilvl w:val="1"/>
+          <w:numId w:val="37"/>
+        </w:numPr>
+      </w:pPr>
+      <w:proofErr w:type="spellStart"/>
+      <w:r>
+        <w:t>Recall</w:t>
+      </w:r>
+      <w:proofErr w:type="spellEnd"/>
+      <w:r>
+        <w:t>:</w:t>
+      </w:r>
+      <w:r>
+        <w:t xml:space="preserve"> 0,189</w:t>
+      </w:r>
+    </w:p>
+    <w:p>
+      <w:pPr>
+        <w:pStyle w:val="Prrafodelista"/>
+        <w:numPr>
+          <w:ilvl w:val="1"/>
+          <w:numId w:val="37"/>
+        </w:numPr>
+      </w:pPr>
+      <w:r>
+        <w:t>F1-score:</w:t>
+      </w:r>
+      <w:r>
+        <w:t xml:space="preserve"> 0,143</w:t>
+      </w:r>
+    </w:p>
+    <w:p>
+      <w:pPr>
+        <w:jc w:val="center"/>
+      </w:pPr>
+      <w:r>
+        <w:drawing>
+          <wp:inline distT="0" distB="0" distL="0" distR="0" wp14:anchorId="19F9B5DF" wp14:editId="03F3AA95">
+            <wp:extent cx="3086100" cy="2677917"/>
+            <wp:effectExtent l="0" t="0" r="0" b="8255"/>
+            <wp:docPr id="2003029595" name="Imagen 1"/>
+            <wp:cNvGraphicFramePr>
+              <a:graphicFrameLocks xmlns:a="http://schemas.openxmlformats.org/drawingml/2006/main" noChangeAspect="1"/>
+            </wp:cNvGraphicFramePr>
+            <a:graphic xmlns:a="http://schemas.openxmlformats.org/drawingml/2006/main">
+              <a:graphicData uri="http://schemas.openxmlformats.org/drawingml/2006/picture">
+                <pic:pic xmlns:pic="http://schemas.openxmlformats.org/drawingml/2006/picture">
+                  <pic:nvPicPr>
+                    <pic:cNvPr id="2003029595" name=""/>
+                    <pic:cNvPicPr/>
+                  </pic:nvPicPr>
+                  <pic:blipFill>
+                    <a:blip r:embed="rId9"/>
+                    <a:stretch>
+                      <a:fillRect/>
+                    </a:stretch>
+                  </pic:blipFill>
+                  <pic:spPr>
+                    <a:xfrm>
+                      <a:off x="0" y="0"/>
+                      <a:ext cx="3094733" cy="2685408"/>
+                    </a:xfrm>
+                    <a:prstGeom prst="rect">
+                      <a:avLst/>
+                    </a:prstGeom>
+                  </pic:spPr>
+                </pic:pic>
+              </a:graphicData>
+            </a:graphic>
+          </wp:inline>
+        </w:drawing>
+      </w:r>
+    </w:p>
+    <w:p>
+      <w:pPr>
+        <w:pStyle w:val="Prrafodelista"/>
+        <w:numPr>
+          <w:ilvl w:val="0"/>
+          <w:numId w:val="37"/>
+        </w:numPr>
+      </w:pPr>
+      <w:r>
+        <w:lastRenderedPageBreak/>
+        <w:t>Usando la TF-IDF:</w:t>
+      </w:r>
+    </w:p>
+    <w:p>
+      <w:pPr>
+        <w:pStyle w:val="Prrafodelista"/>
+        <w:numPr>
+          <w:ilvl w:val="1"/>
+          <w:numId w:val="37"/>
+        </w:numPr>
+      </w:pPr>
+      <w:r>
+        <w:t>Precisión: 0,04</w:t>
+      </w:r>
+    </w:p>
+    <w:p>
+      <w:pPr>
+        <w:pStyle w:val="Prrafodelista"/>
+        <w:numPr>
+          <w:ilvl w:val="1"/>
+          <w:numId w:val="37"/>
+        </w:numPr>
+      </w:pPr>
+      <w:proofErr w:type="spellStart"/>
+      <w:r>
+        <w:t>Recall</w:t>
+      </w:r>
+      <w:proofErr w:type="spellEnd"/>
+      <w:r>
+        <w:t>: 0,14</w:t>
+      </w:r>
+    </w:p>
+    <w:p>
+      <w:pPr>
+        <w:pStyle w:val="Prrafodelista"/>
+        <w:numPr>
+          <w:ilvl w:val="1"/>
+          <w:numId w:val="37"/>
+        </w:numPr>
+      </w:pPr>
+      <w:r>
+        <w:t>F1-score: 0,06</w:t>
+      </w:r>
+    </w:p>
+    <w:p>
+      <w:pPr>
+        <w:jc w:val="center"/>
+      </w:pPr>
+      <w:r>
+        <w:drawing>
+          <wp:inline distT="0" distB="0" distL="0" distR="0" wp14:anchorId="5A30EC04" wp14:editId="6D3BC5BD">
+            <wp:extent cx="3057525" cy="2653123"/>
+            <wp:effectExtent l="0" t="0" r="0" b="0"/>
+            <wp:docPr id="1066531786" name="Imagen 1"/>
+            <wp:cNvGraphicFramePr>
+              <a:graphicFrameLocks xmlns:a="http://schemas.openxmlformats.org/drawingml/2006/main" noChangeAspect="1"/>
+            </wp:cNvGraphicFramePr>
+            <a:graphic xmlns:a="http://schemas.openxmlformats.org/drawingml/2006/main">
+              <a:graphicData uri="http://schemas.openxmlformats.org/drawingml/2006/picture">
+                <pic:pic xmlns:pic="http://schemas.openxmlformats.org/drawingml/2006/picture">
+                  <pic:nvPicPr>
+                    <pic:cNvPr id="1066531786" name=""/>
+                    <pic:cNvPicPr/>
+                  </pic:nvPicPr>
+                  <pic:blipFill>
+                    <a:blip r:embed="rId10"/>
+                    <a:stretch>
+                      <a:fillRect/>
+                    </a:stretch>
+                  </pic:blipFill>
+                  <pic:spPr>
+                    <a:xfrm>
+                      <a:off x="0" y="0"/>
+                      <a:ext cx="3064038" cy="2658774"/>
+                    </a:xfrm>
+                    <a:prstGeom prst="rect">
+                      <a:avLst/>
+                    </a:prstGeom>
+                  </pic:spPr>
+                </pic:pic>
+              </a:graphicData>
+            </a:graphic>
+          </wp:inline>
+        </w:drawing>
+      </w:r>
+    </w:p>
+    <w:p>
+      <w:r>
+        <w:t>En el caso del K-</w:t>
+      </w:r>
+      <w:proofErr w:type="spellStart"/>
+      <w:r>
+        <w:t>means</w:t>
+      </w:r>
+      <w:proofErr w:type="spellEnd"/>
+      <w:r>
+        <w:t xml:space="preserve"> podemos ver como tiene predilección a agrupar todos los documentos como si fueran de la clase 4. En el caso del TF-IDF es mucho más acentuado esta agrupación, aunque en ambos casos se ofrecen resultados muy pobres.</w:t>
+      </w:r>
+    </w:p>
+    <w:p>
+      <w:r>
+        <w:t xml:space="preserve">A partir de estos resultados es bastante complicado sacar una conclusión acerca de la dificultad de </w:t>
+      </w:r>
+      <w:r>
+        <w:t>agrupar los documentos por clase debido a la poca variabilidad en la predicción.</w:t>
+      </w:r>
+    </w:p>
+    <w:p>
+      <w:r>
+        <w:t>Por otra parte, para el LDA, se han obtenido los siguientes resultados:</w:t>
+      </w:r>
+    </w:p>
+    <w:p>
+      <w:pPr>
+        <w:pStyle w:val="Prrafodelista"/>
+        <w:numPr>
+          <w:ilvl w:val="0"/>
+          <w:numId w:val="37"/>
+        </w:numPr>
+      </w:pPr>
+      <w:r>
+        <w:t>Usando normalización logarítmica</w:t>
+      </w:r>
+      <w:r>
+        <w:t>:</w:t>
+      </w:r>
+    </w:p>
+    <w:p>
+      <w:pPr>
+        <w:pStyle w:val="Prrafodelista"/>
+        <w:numPr>
+          <w:ilvl w:val="1"/>
+          <w:numId w:val="37"/>
+        </w:numPr>
+      </w:pPr>
+      <w:r>
+        <w:t>Precisión:</w:t>
+      </w:r>
+      <w:r>
+        <w:t xml:space="preserve"> 0,515</w:t>
+      </w:r>
+    </w:p>
+    <w:p>
+      <w:pPr>
+        <w:pStyle w:val="Prrafodelista"/>
+        <w:numPr>
+          <w:ilvl w:val="1"/>
+          <w:numId w:val="37"/>
+        </w:numPr>
+      </w:pPr>
+      <w:proofErr w:type="spellStart"/>
+      <w:r>
+        <w:t>Recall</w:t>
+      </w:r>
+      <w:proofErr w:type="spellEnd"/>
+      <w:r>
+        <w:t>:</w:t>
+      </w:r>
+      <w:r>
+        <w:t xml:space="preserve"> 0,49</w:t>
+      </w:r>
+    </w:p>
+    <w:p>
+      <w:pPr>
+        <w:pStyle w:val="Prrafodelista"/>
+        <w:numPr>
+          <w:ilvl w:val="1"/>
+          <w:numId w:val="37"/>
+        </w:numPr>
+      </w:pPr>
+      <w:r>
+        <w:t>F1-score:</w:t>
+      </w:r>
+      <w:r>
+        <w:t xml:space="preserve"> 0,50</w:t>
+      </w:r>
+    </w:p>
+    <w:p>
+      <w:pPr>
+        <w:jc w:val="center"/>
+      </w:pPr>
+      <w:r>
+        <w:lastRenderedPageBreak/>
+        <w:drawing>
+          <wp:inline distT="0" distB="0" distL="0" distR="0" wp14:anchorId="5B58CD7D" wp14:editId="2F11CFE6">
+            <wp:extent cx="3095625" cy="2686183"/>
+            <wp:effectExtent l="0" t="0" r="0" b="0"/>
+            <wp:docPr id="1890292094" name="Imagen 1"/>
+            <wp:cNvGraphicFramePr>
+              <a:graphicFrameLocks xmlns:a="http://schemas.openxmlformats.org/drawingml/2006/main" noChangeAspect="1"/>
+            </wp:cNvGraphicFramePr>
+            <a:graphic xmlns:a="http://schemas.openxmlformats.org/drawingml/2006/main">
+              <a:graphicData uri="http://schemas.openxmlformats.org/drawingml/2006/picture">
+                <pic:pic xmlns:pic="http://schemas.openxmlformats.org/drawingml/2006/picture">
+                  <pic:nvPicPr>
+                    <pic:cNvPr id="1890292094" name=""/>
+                    <pic:cNvPicPr/>
+                  </pic:nvPicPr>
+                  <pic:blipFill>
+                    <a:blip r:embed="rId11"/>
+                    <a:stretch>
+                      <a:fillRect/>
+                    </a:stretch>
+                  </pic:blipFill>
+                  <pic:spPr>
+                    <a:xfrm>
+                      <a:off x="0" y="0"/>
+                      <a:ext cx="3106887" cy="2695955"/>
+                    </a:xfrm>
+                    <a:prstGeom prst="rect">
+                      <a:avLst/>
+                    </a:prstGeom>
+                  </pic:spPr>
+                </pic:pic>
+              </a:graphicData>
+            </a:graphic>
+          </wp:inline>
+        </w:drawing>
+      </w:r>
+    </w:p>
+    <w:p>
+      <w:pPr>
+        <w:pStyle w:val="Prrafodelista"/>
+        <w:numPr>
+          <w:ilvl w:val="0"/>
+          <w:numId w:val="37"/>
+        </w:numPr>
+      </w:pPr>
+      <w:r>
+        <w:t>Usando el TF-IDF:</w:t>
+      </w:r>
+    </w:p>
+    <w:p>
+      <w:pPr>
+        <w:pStyle w:val="Prrafodelista"/>
+        <w:numPr>
+          <w:ilvl w:val="1"/>
+          <w:numId w:val="37"/>
+        </w:numPr>
+      </w:pPr>
+      <w:r>
+        <w:t>Precisión:</w:t>
+      </w:r>
+      <w:r>
+        <w:t xml:space="preserve"> 0,46</w:t>
+      </w:r>
+    </w:p>
+    <w:p>
+      <w:pPr>
+        <w:pStyle w:val="Prrafodelista"/>
+        <w:numPr>
+          <w:ilvl w:val="1"/>
+          <w:numId w:val="37"/>
+        </w:numPr>
+      </w:pPr>
+      <w:proofErr w:type="spellStart"/>
+      <w:r>
+        <w:t>Recall</w:t>
+      </w:r>
+      <w:proofErr w:type="spellEnd"/>
+      <w:r>
+        <w:t>:</w:t>
+      </w:r>
+      <w:r>
+        <w:t xml:space="preserve"> 0,42</w:t>
+      </w:r>
+    </w:p>
+    <w:p>
+      <w:pPr>
+        <w:pStyle w:val="Prrafodelista"/>
+        <w:numPr>
+          <w:ilvl w:val="1"/>
+          <w:numId w:val="37"/>
+        </w:numPr>
+      </w:pPr>
+      <w:r>
+        <w:t>F1-score:</w:t>
+      </w:r>
+      <w:r>
+        <w:t xml:space="preserve"> 0,435</w:t>
+      </w:r>
+    </w:p>
+    <w:p>
+      <w:pPr>
+        <w:jc w:val="center"/>
+      </w:pPr>
+      <w:r>
+        <w:drawing>
+          <wp:inline distT="0" distB="0" distL="0" distR="0" wp14:anchorId="12968C07" wp14:editId="1E0374C8">
+            <wp:extent cx="3171825" cy="2752305"/>
+            <wp:effectExtent l="0" t="0" r="0" b="0"/>
+            <wp:docPr id="1415227177" name="Imagen 1"/>
+            <wp:cNvGraphicFramePr>
+              <a:graphicFrameLocks xmlns:a="http://schemas.openxmlformats.org/drawingml/2006/main" noChangeAspect="1"/>
+            </wp:cNvGraphicFramePr>
+            <a:graphic xmlns:a="http://schemas.openxmlformats.org/drawingml/2006/main">
+              <a:graphicData uri="http://schemas.openxmlformats.org/drawingml/2006/picture">
+                <pic:pic xmlns:pic="http://schemas.openxmlformats.org/drawingml/2006/picture">
+                  <pic:nvPicPr>
+                    <pic:cNvPr id="1415227177" name=""/>
+                    <pic:cNvPicPr/>
+                  </pic:nvPicPr>
+                  <pic:blipFill>
+                    <a:blip r:embed="rId12"/>
+                    <a:stretch>
+                      <a:fillRect/>
+                    </a:stretch>
+                  </pic:blipFill>
+                  <pic:spPr>
+                    <a:xfrm>
+                      <a:off x="0" y="0"/>
+                      <a:ext cx="3178686" cy="2758258"/>
+                    </a:xfrm>
+                    <a:prstGeom prst="rect">
+                      <a:avLst/>
+                    </a:prstGeom>
+                  </pic:spPr>
+                </pic:pic>
+              </a:graphicData>
+            </a:graphic>
+          </wp:inline>
+        </w:drawing>
+      </w:r>
+    </w:p>
+    <w:p>
+      <w:r>
+        <w:t xml:space="preserve">En este caso, el algoritmo vuelve a tener predilección por la clase 4, y se puede ver más de manera clara como se confunde especialmente con las dos primeras clases, quizás por el hecho de ser sobre hardware (clases 0 y 1) y la 4 ser sobre electrónica. La clase que más le cuesta identificar es la </w:t>
+      </w:r>
+      <w:r>
+        <w:t>2, 3 y 6, que las confunde de forma relativamente uniforme con el resto de las clases.</w:t>
+      </w:r>
+    </w:p>
     <w:p/>
     <w:sectPr>
       <w:pgSz w:w="11906" w:h="16838"/>
@@ -4291,6 +5371,119 @@
     </w:lvl>
   </w:abstractNum>
   <w:abstractNum w:abstractNumId="24" w15:restartNumberingAfterBreak="0">
+    <w:nsid w:val="4FF1161A"/>
+    <w:multiLevelType w:val="hybridMultilevel"/>
+    <w:tmpl w:val="776E56B2"/>
+    <w:lvl w:ilvl="0" w:tplc="DF3A3D2E">
+      <w:start w:val="1"/>
+      <w:numFmt w:val="bullet"/>
+      <w:lvlText w:val="-"/>
+      <w:lvlJc w:val="left"/>
+      <w:pPr>
+        <w:ind w:left="1065" w:hanging="360"/>
+      </w:pPr>
+      <w:rPr>
+        <w:rFonts w:ascii="Aptos" w:eastAsiaTheme="minorEastAsia" w:hAnsi="Aptos" w:cstheme="minorBidi" w:hint="default"/>
+      </w:rPr>
+    </w:lvl>
+    <w:lvl w:ilvl="1" w:tplc="0C0A0003" w:tentative="1">
+      <w:start w:val="1"/>
+      <w:numFmt w:val="bullet"/>
+      <w:lvlText w:val="o"/>
+      <w:lvlJc w:val="left"/>
+      <w:pPr>
+        <w:ind w:left="1785" w:hanging="360"/>
+      </w:pPr>
+      <w:rPr>
+        <w:rFonts w:ascii="Courier New" w:hAnsi="Courier New" w:cs="Courier New" w:hint="default"/>
+      </w:rPr>
+    </w:lvl>
+    <w:lvl w:ilvl="2" w:tplc="0C0A0005" w:tentative="1">
+      <w:start w:val="1"/>
+      <w:numFmt w:val="bullet"/>
+      <w:lvlText w:val=""/>
+      <w:lvlJc w:val="left"/>
+      <w:pPr>
+        <w:ind w:left="2505" w:hanging="360"/>
+      </w:pPr>
+      <w:rPr>
+        <w:rFonts w:ascii="Wingdings" w:hAnsi="Wingdings" w:hint="default"/>
+      </w:rPr>
+    </w:lvl>
+    <w:lvl w:ilvl="3" w:tplc="0C0A0001" w:tentative="1">
+      <w:start w:val="1"/>
+      <w:numFmt w:val="bullet"/>
+      <w:lvlText w:val=""/>
+      <w:lvlJc w:val="left"/>
+      <w:pPr>
+        <w:ind w:left="3225" w:hanging="360"/>
+      </w:pPr>
+      <w:rPr>
+        <w:rFonts w:ascii="Symbol" w:hAnsi="Symbol" w:hint="default"/>
+      </w:rPr>
+    </w:lvl>
+    <w:lvl w:ilvl="4" w:tplc="0C0A0003" w:tentative="1">
+      <w:start w:val="1"/>
+      <w:numFmt w:val="bullet"/>
+      <w:lvlText w:val="o"/>
+      <w:lvlJc w:val="left"/>
+      <w:pPr>
+        <w:ind w:left="3945" w:hanging="360"/>
+      </w:pPr>
+      <w:rPr>
+        <w:rFonts w:ascii="Courier New" w:hAnsi="Courier New" w:cs="Courier New" w:hint="default"/>
+      </w:rPr>
+    </w:lvl>
+    <w:lvl w:ilvl="5" w:tplc="0C0A0005" w:tentative="1">
+      <w:start w:val="1"/>
+      <w:numFmt w:val="bullet"/>
+      <w:lvlText w:val=""/>
+      <w:lvlJc w:val="left"/>
+      <w:pPr>
+        <w:ind w:left="4665" w:hanging="360"/>
+      </w:pPr>
+      <w:rPr>
+        <w:rFonts w:ascii="Wingdings" w:hAnsi="Wingdings" w:hint="default"/>
+      </w:rPr>
+    </w:lvl>
+    <w:lvl w:ilvl="6" w:tplc="0C0A0001" w:tentative="1">
+      <w:start w:val="1"/>
+      <w:numFmt w:val="bullet"/>
+      <w:lvlText w:val=""/>
+      <w:lvlJc w:val="left"/>
+      <w:pPr>
+        <w:ind w:left="5385" w:hanging="360"/>
+      </w:pPr>
+      <w:rPr>
+        <w:rFonts w:ascii="Symbol" w:hAnsi="Symbol" w:hint="default"/>
+      </w:rPr>
+    </w:lvl>
+    <w:lvl w:ilvl="7" w:tplc="0C0A0003" w:tentative="1">
+      <w:start w:val="1"/>
+      <w:numFmt w:val="bullet"/>
+      <w:lvlText w:val="o"/>
+      <w:lvlJc w:val="left"/>
+      <w:pPr>
+        <w:ind w:left="6105" w:hanging="360"/>
+      </w:pPr>
+      <w:rPr>
+        <w:rFonts w:ascii="Courier New" w:hAnsi="Courier New" w:cs="Courier New" w:hint="default"/>
+      </w:rPr>
+    </w:lvl>
+    <w:lvl w:ilvl="8" w:tplc="0C0A0005" w:tentative="1">
+      <w:start w:val="1"/>
+      <w:numFmt w:val="bullet"/>
+      <w:lvlText w:val=""/>
+      <w:lvlJc w:val="left"/>
+      <w:pPr>
+        <w:ind w:left="6825" w:hanging="360"/>
+      </w:pPr>
+      <w:rPr>
+        <w:rFonts w:ascii="Wingdings" w:hAnsi="Wingdings" w:hint="default"/>
+      </w:rPr>
+    </w:lvl>
+  </w:abstractNum>
+  <w:abstractNum w:abstractNumId="25" w15:restartNumberingAfterBreak="0">
     <w:nsid w:val="50313EED"/>
     <w:multiLevelType w:val="multilevel"/>
     <w:tmpl w:val="89BA38F4"/>
@@ -4439,7 +5632,96 @@
       </w:rPr>
     </w:lvl>
   </w:abstractNum>
-  <w:abstractNum w:abstractNumId="25" w15:restartNumberingAfterBreak="0">
+  <w:abstractNum w:abstractNumId="26" w15:restartNumberingAfterBreak="0">
+    <w:nsid w:val="52BF201D"/>
+    <w:multiLevelType w:val="hybridMultilevel"/>
+    <w:tmpl w:val="29725580"/>
+    <w:lvl w:ilvl="0" w:tplc="0C0A000F">
+      <w:start w:val="1"/>
+      <w:numFmt w:val="decimal"/>
+      <w:lvlText w:val="%1."/>
+      <w:lvlJc w:val="left"/>
+      <w:pPr>
+        <w:ind w:left="720" w:hanging="360"/>
+      </w:pPr>
+      <w:rPr>
+        <w:rFonts w:hint="default"/>
+      </w:rPr>
+    </w:lvl>
+    <w:lvl w:ilvl="1" w:tplc="0C0A0019">
+      <w:start w:val="1"/>
+      <w:numFmt w:val="lowerLetter"/>
+      <w:lvlText w:val="%2."/>
+      <w:lvlJc w:val="left"/>
+      <w:pPr>
+        <w:ind w:left="1440" w:hanging="360"/>
+      </w:pPr>
+    </w:lvl>
+    <w:lvl w:ilvl="2" w:tplc="0C0A001B" w:tentative="1">
+      <w:start w:val="1"/>
+      <w:numFmt w:val="lowerRoman"/>
+      <w:lvlText w:val="%3."/>
+      <w:lvlJc w:val="right"/>
+      <w:pPr>
+        <w:ind w:left="2160" w:hanging="180"/>
+      </w:pPr>
+    </w:lvl>
+    <w:lvl w:ilvl="3" w:tplc="0C0A000F" w:tentative="1">
+      <w:start w:val="1"/>
+      <w:numFmt w:val="decimal"/>
+      <w:lvlText w:val="%4."/>
+      <w:lvlJc w:val="left"/>
+      <w:pPr>
+        <w:ind w:left="2880" w:hanging="360"/>
+      </w:pPr>
+    </w:lvl>
+    <w:lvl w:ilvl="4" w:tplc="0C0A0019" w:tentative="1">
+      <w:start w:val="1"/>
+      <w:numFmt w:val="lowerLetter"/>
+      <w:lvlText w:val="%5."/>
+      <w:lvlJc w:val="left"/>
+      <w:pPr>
+        <w:ind w:left="3600" w:hanging="360"/>
+      </w:pPr>
+    </w:lvl>
+    <w:lvl w:ilvl="5" w:tplc="0C0A001B" w:tentative="1">
+      <w:start w:val="1"/>
+      <w:numFmt w:val="lowerRoman"/>
+      <w:lvlText w:val="%6."/>
+      <w:lvlJc w:val="right"/>
+      <w:pPr>
+        <w:ind w:left="4320" w:hanging="180"/>
+      </w:pPr>
+    </w:lvl>
+    <w:lvl w:ilvl="6" w:tplc="0C0A000F" w:tentative="1">
+      <w:start w:val="1"/>
+      <w:numFmt w:val="decimal"/>
+      <w:lvlText w:val="%7."/>
+      <w:lvlJc w:val="left"/>
+      <w:pPr>
+        <w:ind w:left="5040" w:hanging="360"/>
+      </w:pPr>
+    </w:lvl>
+    <w:lvl w:ilvl="7" w:tplc="0C0A0019" w:tentative="1">
+      <w:start w:val="1"/>
+      <w:numFmt w:val="lowerLetter"/>
+      <w:lvlText w:val="%8."/>
+      <w:lvlJc w:val="left"/>
+      <w:pPr>
+        <w:ind w:left="5760" w:hanging="360"/>
+      </w:pPr>
+    </w:lvl>
+    <w:lvl w:ilvl="8" w:tplc="0C0A001B" w:tentative="1">
+      <w:start w:val="1"/>
+      <w:numFmt w:val="lowerRoman"/>
+      <w:lvlText w:val="%9."/>
+      <w:lvlJc w:val="right"/>
+      <w:pPr>
+        <w:ind w:left="6480" w:hanging="180"/>
+      </w:pPr>
+    </w:lvl>
+  </w:abstractNum>
+  <w:abstractNum w:abstractNumId="27" w15:restartNumberingAfterBreak="0">
     <w:nsid w:val="56FB17E4"/>
     <w:multiLevelType w:val="hybridMultilevel"/>
     <w:tmpl w:val="8EAE0CB0"/>
@@ -4528,7 +5810,120 @@
       </w:pPr>
     </w:lvl>
   </w:abstractNum>
-  <w:abstractNum w:abstractNumId="26" w15:restartNumberingAfterBreak="0">
+  <w:abstractNum w:abstractNumId="28" w15:restartNumberingAfterBreak="0">
+    <w:nsid w:val="58E63121"/>
+    <w:multiLevelType w:val="hybridMultilevel"/>
+    <w:tmpl w:val="E8BAB7E2"/>
+    <w:lvl w:ilvl="0" w:tplc="447A785C">
+      <w:start w:val="1"/>
+      <w:numFmt w:val="bullet"/>
+      <w:lvlText w:val="-"/>
+      <w:lvlJc w:val="left"/>
+      <w:pPr>
+        <w:ind w:left="720" w:hanging="360"/>
+      </w:pPr>
+      <w:rPr>
+        <w:rFonts w:ascii="Aptos" w:eastAsiaTheme="minorEastAsia" w:hAnsi="Aptos" w:cstheme="minorBidi" w:hint="default"/>
+      </w:rPr>
+    </w:lvl>
+    <w:lvl w:ilvl="1" w:tplc="0C0A0003" w:tentative="1">
+      <w:start w:val="1"/>
+      <w:numFmt w:val="bullet"/>
+      <w:lvlText w:val="o"/>
+      <w:lvlJc w:val="left"/>
+      <w:pPr>
+        <w:ind w:left="1440" w:hanging="360"/>
+      </w:pPr>
+      <w:rPr>
+        <w:rFonts w:ascii="Courier New" w:hAnsi="Courier New" w:cs="Courier New" w:hint="default"/>
+      </w:rPr>
+    </w:lvl>
+    <w:lvl w:ilvl="2" w:tplc="0C0A0005" w:tentative="1">
+      <w:start w:val="1"/>
+      <w:numFmt w:val="bullet"/>
+      <w:lvlText w:val=""/>
+      <w:lvlJc w:val="left"/>
+      <w:pPr>
+        <w:ind w:left="2160" w:hanging="360"/>
+      </w:pPr>
+      <w:rPr>
+        <w:rFonts w:ascii="Wingdings" w:hAnsi="Wingdings" w:hint="default"/>
+      </w:rPr>
+    </w:lvl>
+    <w:lvl w:ilvl="3" w:tplc="0C0A0001" w:tentative="1">
+      <w:start w:val="1"/>
+      <w:numFmt w:val="bullet"/>
+      <w:lvlText w:val=""/>
+      <w:lvlJc w:val="left"/>
+      <w:pPr>
+        <w:ind w:left="2880" w:hanging="360"/>
+      </w:pPr>
+      <w:rPr>
+        <w:rFonts w:ascii="Symbol" w:hAnsi="Symbol" w:hint="default"/>
+      </w:rPr>
+    </w:lvl>
+    <w:lvl w:ilvl="4" w:tplc="0C0A0003" w:tentative="1">
+      <w:start w:val="1"/>
+      <w:numFmt w:val="bullet"/>
+      <w:lvlText w:val="o"/>
+      <w:lvlJc w:val="left"/>
+      <w:pPr>
+        <w:ind w:left="3600" w:hanging="360"/>
+      </w:pPr>
+      <w:rPr>
+        <w:rFonts w:ascii="Courier New" w:hAnsi="Courier New" w:cs="Courier New" w:hint="default"/>
+      </w:rPr>
+    </w:lvl>
+    <w:lvl w:ilvl="5" w:tplc="0C0A0005" w:tentative="1">
+      <w:start w:val="1"/>
+      <w:numFmt w:val="bullet"/>
+      <w:lvlText w:val=""/>
+      <w:lvlJc w:val="left"/>
+      <w:pPr>
+        <w:ind w:left="4320" w:hanging="360"/>
+      </w:pPr>
+      <w:rPr>
+        <w:rFonts w:ascii="Wingdings" w:hAnsi="Wingdings" w:hint="default"/>
+      </w:rPr>
+    </w:lvl>
+    <w:lvl w:ilvl="6" w:tplc="0C0A0001" w:tentative="1">
+      <w:start w:val="1"/>
+      <w:numFmt w:val="bullet"/>
+      <w:lvlText w:val=""/>
+      <w:lvlJc w:val="left"/>
+      <w:pPr>
+        <w:ind w:left="5040" w:hanging="360"/>
+      </w:pPr>
+      <w:rPr>
+        <w:rFonts w:ascii="Symbol" w:hAnsi="Symbol" w:hint="default"/>
+      </w:rPr>
+    </w:lvl>
+    <w:lvl w:ilvl="7" w:tplc="0C0A0003" w:tentative="1">
+      <w:start w:val="1"/>
+      <w:numFmt w:val="bullet"/>
+      <w:lvlText w:val="o"/>
+      <w:lvlJc w:val="left"/>
+      <w:pPr>
+        <w:ind w:left="5760" w:hanging="360"/>
+      </w:pPr>
+      <w:rPr>
+        <w:rFonts w:ascii="Courier New" w:hAnsi="Courier New" w:cs="Courier New" w:hint="default"/>
+      </w:rPr>
+    </w:lvl>
+    <w:lvl w:ilvl="8" w:tplc="0C0A0005" w:tentative="1">
+      <w:start w:val="1"/>
+      <w:numFmt w:val="bullet"/>
+      <w:lvlText w:val=""/>
+      <w:lvlJc w:val="left"/>
+      <w:pPr>
+        <w:ind w:left="6480" w:hanging="360"/>
+      </w:pPr>
+      <w:rPr>
+        <w:rFonts w:ascii="Wingdings" w:hAnsi="Wingdings" w:hint="default"/>
+      </w:rPr>
+    </w:lvl>
+  </w:abstractNum>
+  <w:abstractNum w:abstractNumId="29" w15:restartNumberingAfterBreak="0">
     <w:nsid w:val="5D0A253E"/>
     <w:multiLevelType w:val="multilevel"/>
     <w:tmpl w:val="E514D788"/>
@@ -4677,7 +6072,7 @@
       </w:rPr>
     </w:lvl>
   </w:abstractNum>
-  <w:abstractNum w:abstractNumId="27" w15:restartNumberingAfterBreak="0">
+  <w:abstractNum w:abstractNumId="30" w15:restartNumberingAfterBreak="0">
     <w:nsid w:val="5E7C0B6D"/>
     <w:multiLevelType w:val="multilevel"/>
     <w:tmpl w:val="F788D16E"/>
@@ -4826,7 +6221,7 @@
       </w:rPr>
     </w:lvl>
   </w:abstractNum>
-  <w:abstractNum w:abstractNumId="28" w15:restartNumberingAfterBreak="0">
+  <w:abstractNum w:abstractNumId="31" w15:restartNumberingAfterBreak="0">
     <w:nsid w:val="67975F89"/>
     <w:multiLevelType w:val="hybridMultilevel"/>
     <w:tmpl w:val="CFEC248E"/>
@@ -4915,7 +6310,7 @@
       </w:pPr>
     </w:lvl>
   </w:abstractNum>
-  <w:abstractNum w:abstractNumId="29" w15:restartNumberingAfterBreak="0">
+  <w:abstractNum w:abstractNumId="32" w15:restartNumberingAfterBreak="0">
     <w:nsid w:val="6DAD65FB"/>
     <w:multiLevelType w:val="hybridMultilevel"/>
     <w:tmpl w:val="2644480E"/>
@@ -5028,7 +6423,7 @@
       </w:rPr>
     </w:lvl>
   </w:abstractNum>
-  <w:abstractNum w:abstractNumId="30" w15:restartNumberingAfterBreak="0">
+  <w:abstractNum w:abstractNumId="33" w15:restartNumberingAfterBreak="0">
     <w:nsid w:val="6E435457"/>
     <w:multiLevelType w:val="multilevel"/>
     <w:tmpl w:val="99942EB4"/>
@@ -5141,7 +6536,7 @@
       </w:pPr>
     </w:lvl>
   </w:abstractNum>
-  <w:abstractNum w:abstractNumId="31" w15:restartNumberingAfterBreak="0">
+  <w:abstractNum w:abstractNumId="34" w15:restartNumberingAfterBreak="0">
     <w:nsid w:val="6E9929C7"/>
     <w:multiLevelType w:val="multilevel"/>
     <w:tmpl w:val="DC46255A"/>
@@ -5254,7 +6649,7 @@
       </w:pPr>
     </w:lvl>
   </w:abstractNum>
-  <w:abstractNum w:abstractNumId="32" w15:restartNumberingAfterBreak="0">
+  <w:abstractNum w:abstractNumId="35" w15:restartNumberingAfterBreak="0">
     <w:nsid w:val="702750A9"/>
     <w:multiLevelType w:val="multilevel"/>
     <w:tmpl w:val="6218A8B8"/>
@@ -5403,7 +6798,7 @@
       </w:rPr>
     </w:lvl>
   </w:abstractNum>
-  <w:abstractNum w:abstractNumId="33" w15:restartNumberingAfterBreak="0">
+  <w:abstractNum w:abstractNumId="36" w15:restartNumberingAfterBreak="0">
     <w:nsid w:val="784E178B"/>
     <w:multiLevelType w:val="multilevel"/>
     <w:tmpl w:val="A5FE8396"/>
@@ -5552,7 +6947,120 @@
       </w:rPr>
     </w:lvl>
   </w:abstractNum>
-  <w:abstractNum w:abstractNumId="34" w15:restartNumberingAfterBreak="0">
+  <w:abstractNum w:abstractNumId="37" w15:restartNumberingAfterBreak="0">
+    <w:nsid w:val="788F5F5F"/>
+    <w:multiLevelType w:val="hybridMultilevel"/>
+    <w:tmpl w:val="FFA616F4"/>
+    <w:lvl w:ilvl="0" w:tplc="0C0A0001">
+      <w:start w:val="1"/>
+      <w:numFmt w:val="bullet"/>
+      <w:lvlText w:val=""/>
+      <w:lvlJc w:val="left"/>
+      <w:pPr>
+        <w:ind w:left="720" w:hanging="360"/>
+      </w:pPr>
+      <w:rPr>
+        <w:rFonts w:ascii="Symbol" w:hAnsi="Symbol" w:hint="default"/>
+      </w:rPr>
+    </w:lvl>
+    <w:lvl w:ilvl="1" w:tplc="0C0A0003">
+      <w:start w:val="1"/>
+      <w:numFmt w:val="bullet"/>
+      <w:lvlText w:val="o"/>
+      <w:lvlJc w:val="left"/>
+      <w:pPr>
+        <w:ind w:left="1440" w:hanging="360"/>
+      </w:pPr>
+      <w:rPr>
+        <w:rFonts w:ascii="Courier New" w:hAnsi="Courier New" w:cs="Courier New" w:hint="default"/>
+      </w:rPr>
+    </w:lvl>
+    <w:lvl w:ilvl="2" w:tplc="0C0A0005">
+      <w:start w:val="1"/>
+      <w:numFmt w:val="bullet"/>
+      <w:lvlText w:val=""/>
+      <w:lvlJc w:val="left"/>
+      <w:pPr>
+        <w:ind w:left="2160" w:hanging="360"/>
+      </w:pPr>
+      <w:rPr>
+        <w:rFonts w:ascii="Wingdings" w:hAnsi="Wingdings" w:hint="default"/>
+      </w:rPr>
+    </w:lvl>
+    <w:lvl w:ilvl="3" w:tplc="0C0A0001" w:tentative="1">
+      <w:start w:val="1"/>
+      <w:numFmt w:val="bullet"/>
+      <w:lvlText w:val=""/>
+      <w:lvlJc w:val="left"/>
+      <w:pPr>
+        <w:ind w:left="2880" w:hanging="360"/>
+      </w:pPr>
+      <w:rPr>
+        <w:rFonts w:ascii="Symbol" w:hAnsi="Symbol" w:hint="default"/>
+      </w:rPr>
+    </w:lvl>
+    <w:lvl w:ilvl="4" w:tplc="0C0A0003" w:tentative="1">
+      <w:start w:val="1"/>
+      <w:numFmt w:val="bullet"/>
+      <w:lvlText w:val="o"/>
+      <w:lvlJc w:val="left"/>
+      <w:pPr>
+        <w:ind w:left="3600" w:hanging="360"/>
+      </w:pPr>
+      <w:rPr>
+        <w:rFonts w:ascii="Courier New" w:hAnsi="Courier New" w:cs="Courier New" w:hint="default"/>
+      </w:rPr>
+    </w:lvl>
+    <w:lvl w:ilvl="5" w:tplc="0C0A0005" w:tentative="1">
+      <w:start w:val="1"/>
+      <w:numFmt w:val="bullet"/>
+      <w:lvlText w:val=""/>
+      <w:lvlJc w:val="left"/>
+      <w:pPr>
+        <w:ind w:left="4320" w:hanging="360"/>
+      </w:pPr>
+      <w:rPr>
+        <w:rFonts w:ascii="Wingdings" w:hAnsi="Wingdings" w:hint="default"/>
+      </w:rPr>
+    </w:lvl>
+    <w:lvl w:ilvl="6" w:tplc="0C0A0001" w:tentative="1">
+      <w:start w:val="1"/>
+      <w:numFmt w:val="bullet"/>
+      <w:lvlText w:val=""/>
+      <w:lvlJc w:val="left"/>
+      <w:pPr>
+        <w:ind w:left="5040" w:hanging="360"/>
+      </w:pPr>
+      <w:rPr>
+        <w:rFonts w:ascii="Symbol" w:hAnsi="Symbol" w:hint="default"/>
+      </w:rPr>
+    </w:lvl>
+    <w:lvl w:ilvl="7" w:tplc="0C0A0003" w:tentative="1">
+      <w:start w:val="1"/>
+      <w:numFmt w:val="bullet"/>
+      <w:lvlText w:val="o"/>
+      <w:lvlJc w:val="left"/>
+      <w:pPr>
+        <w:ind w:left="5760" w:hanging="360"/>
+      </w:pPr>
+      <w:rPr>
+        <w:rFonts w:ascii="Courier New" w:hAnsi="Courier New" w:cs="Courier New" w:hint="default"/>
+      </w:rPr>
+    </w:lvl>
+    <w:lvl w:ilvl="8" w:tplc="0C0A0005" w:tentative="1">
+      <w:start w:val="1"/>
+      <w:numFmt w:val="bullet"/>
+      <w:lvlText w:val=""/>
+      <w:lvlJc w:val="left"/>
+      <w:pPr>
+        <w:ind w:left="6480" w:hanging="360"/>
+      </w:pPr>
+      <w:rPr>
+        <w:rFonts w:ascii="Wingdings" w:hAnsi="Wingdings" w:hint="default"/>
+      </w:rPr>
+    </w:lvl>
+  </w:abstractNum>
+  <w:abstractNum w:abstractNumId="38" w15:restartNumberingAfterBreak="0">
     <w:nsid w:val="7D0B6051"/>
     <w:multiLevelType w:val="multilevel"/>
     <w:tmpl w:val="8610BA56"/>
@@ -5705,10 +7213,10 @@
     <w:abstractNumId w:val="2"/>
   </w:num>
   <w:num w:numId="2" w16cid:durableId="1450323145">
-    <w:abstractNumId w:val="33"/>
+    <w:abstractNumId w:val="36"/>
   </w:num>
   <w:num w:numId="3" w16cid:durableId="293799528">
-    <w:abstractNumId w:val="27"/>
+    <w:abstractNumId w:val="30"/>
   </w:num>
   <w:num w:numId="4" w16cid:durableId="1883907954">
     <w:abstractNumId w:val="6"/>
@@ -5717,10 +7225,10 @@
     <w:abstractNumId w:val="7"/>
   </w:num>
   <w:num w:numId="6" w16cid:durableId="715859316">
-    <w:abstractNumId w:val="31"/>
+    <w:abstractNumId w:val="34"/>
   </w:num>
   <w:num w:numId="7" w16cid:durableId="502937302">
-    <w:abstractNumId w:val="26"/>
+    <w:abstractNumId w:val="29"/>
   </w:num>
   <w:num w:numId="8" w16cid:durableId="1566721085">
     <w:abstractNumId w:val="4"/>
@@ -5729,13 +7237,13 @@
     <w:abstractNumId w:val="20"/>
   </w:num>
   <w:num w:numId="10" w16cid:durableId="64106381">
-    <w:abstractNumId w:val="30"/>
+    <w:abstractNumId w:val="33"/>
   </w:num>
   <w:num w:numId="11" w16cid:durableId="1534808757">
     <w:abstractNumId w:val="1"/>
   </w:num>
   <w:num w:numId="12" w16cid:durableId="980843649">
-    <w:abstractNumId w:val="25"/>
+    <w:abstractNumId w:val="27"/>
   </w:num>
   <w:num w:numId="13" w16cid:durableId="1799571465">
     <w:abstractNumId w:val="22"/>
@@ -5759,13 +7267,13 @@
     <w:abstractNumId w:val="17"/>
   </w:num>
   <w:num w:numId="20" w16cid:durableId="333804686">
-    <w:abstractNumId w:val="32"/>
+    <w:abstractNumId w:val="35"/>
   </w:num>
   <w:num w:numId="21" w16cid:durableId="204411410">
     <w:abstractNumId w:val="15"/>
   </w:num>
   <w:num w:numId="22" w16cid:durableId="235632835">
-    <w:abstractNumId w:val="34"/>
+    <w:abstractNumId w:val="38"/>
   </w:num>
   <w:num w:numId="23" w16cid:durableId="1974287221">
     <w:abstractNumId w:val="8"/>
@@ -5777,7 +7285,7 @@
     <w:abstractNumId w:val="16"/>
   </w:num>
   <w:num w:numId="26" w16cid:durableId="506286840">
-    <w:abstractNumId w:val="24"/>
+    <w:abstractNumId w:val="25"/>
   </w:num>
   <w:num w:numId="27" w16cid:durableId="1965884129">
     <w:abstractNumId w:val="18"/>
@@ -5798,12 +7306,24 @@
     <w:abstractNumId w:val="13"/>
   </w:num>
   <w:num w:numId="33" w16cid:durableId="899248091">
-    <w:abstractNumId w:val="29"/>
+    <w:abstractNumId w:val="32"/>
   </w:num>
   <w:num w:numId="34" w16cid:durableId="906691076">
     <w:abstractNumId w:val="3"/>
   </w:num>
   <w:num w:numId="35" w16cid:durableId="1674452762">
+    <w:abstractNumId w:val="31"/>
+  </w:num>
+  <w:num w:numId="36" w16cid:durableId="642926069">
+    <w:abstractNumId w:val="26"/>
+  </w:num>
+  <w:num w:numId="37" w16cid:durableId="1640842317">
+    <w:abstractNumId w:val="37"/>
+  </w:num>
+  <w:num w:numId="38" w16cid:durableId="1226989380">
+    <w:abstractNumId w:val="24"/>
+  </w:num>
+  <w:num w:numId="39" w16cid:durableId="1114863681">
     <w:abstractNumId w:val="28"/>
   </w:num>
 </w:numbering>
@@ -7140,96 +8660,40 @@
 <file path=customXml/item1.xml><?xml version="1.0" encoding="utf-8"?>
 <b:Sources xmlns:b="http://schemas.openxmlformats.org/officeDocument/2006/bibliography" xmlns="http://schemas.openxmlformats.org/officeDocument/2006/bibliography" SelectedStyle="\APASixthEditionOfficeOnline.xsl" StyleName="APA" Version="6">
   <b:Source>
-    <b:Tag>Vij15</b:Tag>
+    <b:Tag>Ami09</b:Tag>
     <b:SourceType>JournalArticle</b:SourceType>
-    <b:Guid>{D8C9B5C8-68A2-4E9F-ACBA-2EE96F16AADE}</b:Guid>
-    <b:Title>Preprocessing techniques for text mining-an overview</b:Title>
-    <b:Year>2015</b:Year>
-    <b:JournalName>International Journal of Computer Science &amp; Communication Networks</b:JournalName>
-    <b:Pages>7-16</b:Pages>
+    <b:Guid>{80E380A5-6401-4531-B3AB-42FC2D9CBF43}</b:Guid>
+    <b:Title>A comparison of Extrinsic Clustering Evaluation</b:Title>
+    <b:Year>2009</b:Year>
     <b:Author>
       <b:Author>
         <b:NameList>
           <b:Person>
-            <b:Last>Vijayarani</b:Last>
-            <b:First>S.</b:First>
+            <b:Last>Amigó</b:Last>
+            <b:First>Enrique</b:First>
           </b:Person>
           <b:Person>
-            <b:Last>Ilamathi</b:Last>
-            <b:Middle>J.</b:Middle>
-            <b:First>M.</b:First>
+            <b:Last>Gonzalo</b:Last>
+            <b:First>Julio</b:First>
           </b:Person>
           <b:Person>
-            <b:Last>Nithya</b:Last>
-            <b:First>M.</b:First>
+            <b:Last>Artiles</b:Last>
+            <b:First>Javier</b:First>
+          </b:Person>
+          <b:Person>
+            <b:Last>Verdejo</b:Last>
+            <b:First>Felisa</b:First>
           </b:Person>
         </b:NameList>
       </b:Author>
     </b:Author>
     <b:RefOrder>1</b:RefOrder>
   </b:Source>
-  <b:Source>
-    <b:Tag>Kad14</b:Tag>
-    <b:SourceType>ConferenceProceedings</b:SourceType>
-    <b:Guid>{DFCDCF4D-B614-4F23-95AB-2FF91551B74F}</b:Guid>
-    <b:Title>Text document preprocessing and dimension reduction techniques for text document clustering</b:Title>
-    <b:Year>2014</b:Year>
-    <b:Pages>69-73</b:Pages>
-    <b:ConferenceName>4th international conference on artificial intelligence with applications in engineering and technology</b:ConferenceName>
-    <b:Publisher>IEEE</b:Publisher>
-    <b:Author>
-      <b:Author>
-        <b:NameList>
-          <b:Person>
-            <b:Last>Kadhim</b:Last>
-            <b:Middle>I.</b:Middle>
-            <b:First>A.</b:First>
-          </b:Person>
-          <b:Person>
-            <b:Last>Cheah</b:Last>
-            <b:Middle>N.</b:Middle>
-            <b:First>Y.</b:First>
-          </b:Person>
-          <b:Person>
-            <b:Last>Ahamed</b:Last>
-            <b:Middle>H.</b:Middle>
-            <b:First>N.</b:First>
-          </b:Person>
-        </b:NameList>
-      </b:Author>
-    </b:Author>
-    <b:RefOrder>2</b:RefOrder>
-  </b:Source>
-  <b:Source>
-    <b:Tag>Den18</b:Tag>
-    <b:SourceType>JournalArticle</b:SourceType>
-    <b:Guid>{F775C1B7-1084-4449-9FC5-4C9F53D90A14}</b:Guid>
-    <b:Title>Text preprocessing for unsupervised learning: Why it matters, when it misleads, and what to do about it</b:Title>
-    <b:Pages>168-189</b:Pages>
-    <b:Year>2018</b:Year>
-    <b:Author>
-      <b:Author>
-        <b:NameList>
-          <b:Person>
-            <b:Last>Denny</b:Last>
-            <b:Middle>J.</b:Middle>
-            <b:First>M.</b:First>
-          </b:Person>
-          <b:Person>
-            <b:Last>Spirling</b:Last>
-            <b:First>A.</b:First>
-          </b:Person>
-        </b:NameList>
-      </b:Author>
-    </b:Author>
-    <b:JournalName>Political analysis</b:JournalName>
-    <b:RefOrder>3</b:RefOrder>
-  </b:Source>
 </b:Sources>
 </file>
 
 <file path=customXml/itemProps1.xml><?xml version="1.0" encoding="utf-8"?>
-<ds:datastoreItem xmlns:ds="http://schemas.openxmlformats.org/officeDocument/2006/customXml" ds:itemID="{A1307C9B-8F74-4BF4-87A1-337345C2B7D5}">
+<ds:datastoreItem xmlns:ds="http://schemas.openxmlformats.org/officeDocument/2006/customXml" ds:itemID="{A210D1DD-485E-4C41-9CB4-CC4ED346514D}">
   <ds:schemaRefs>
     <ds:schemaRef ds:uri="http://schemas.openxmlformats.org/officeDocument/2006/bibliography"/>
   </ds:schemaRefs>
